--- a/doc/SOFD Core - Produktbeskrivelse.docx
+++ b/doc/SOFD Core - Produktbeskrivelse.docx
@@ -1,6 +1,6 @@
 
 <file path=word/document.xml><?xml version="1.0" encoding="utf-8"?>
-<w:document xmlns:wpc="http://schemas.microsoft.com/office/word/2010/wordprocessingCanvas" xmlns:cx="http://schemas.microsoft.com/office/drawing/2014/chartex" xmlns:cx1="http://schemas.microsoft.com/office/drawing/2015/9/8/chartex" xmlns:cx2="http://schemas.microsoft.com/office/drawing/2015/10/21/chartex" xmlns:cx3="http://schemas.microsoft.com/office/drawing/2016/5/9/chartex" xmlns:cx4="http://schemas.microsoft.com/office/drawing/2016/5/10/chartex" xmlns:cx5="http://schemas.microsoft.com/office/drawing/2016/5/11/chartex" xmlns:cx6="http://schemas.microsoft.com/office/drawing/2016/5/12/chartex" xmlns:cx7="http://schemas.microsoft.com/office/drawing/2016/5/13/chartex" xmlns:cx8="http://schemas.microsoft.com/office/drawing/2016/5/14/chartex" xmlns:mc="http://schemas.openxmlformats.org/markup-compatibility/2006" xmlns:aink="http://schemas.microsoft.com/office/drawing/2016/ink" xmlns:am3d="http://schemas.microsoft.com/office/drawing/2017/model3d" xmlns:o="urn:schemas-microsoft-com:office:office" xmlns:oel="http://schemas.microsoft.com/office/2019/extlst" xmlns:r="http://schemas.openxmlformats.org/officeDocument/2006/relationships" xmlns:m="http://schemas.openxmlformats.org/officeDocument/2006/math" xmlns:v="urn:schemas-microsoft-com:vml" xmlns:wp14="http://schemas.microsoft.com/office/word/2010/wordprocessingDrawing" xmlns:wp="http://schemas.openxmlformats.org/drawingml/2006/wordprocessingDrawing" xmlns:w10="urn:schemas-microsoft-com:office:word" xmlns:w="http://schemas.openxmlformats.org/wordprocessingml/2006/main" xmlns:w14="http://schemas.microsoft.com/office/word/2010/wordml" xmlns:w15="http://schemas.microsoft.com/office/word/2012/wordml" xmlns:w16cex="http://schemas.microsoft.com/office/word/2018/wordml/cex" xmlns:w16cid="http://schemas.microsoft.com/office/word/2016/wordml/cid" xmlns:w16="http://schemas.microsoft.com/office/word/2018/wordml" xmlns:w16sdtdh="http://schemas.microsoft.com/office/word/2020/wordml/sdtdatahash" xmlns:w16se="http://schemas.microsoft.com/office/word/2015/wordml/symex" xmlns:wpg="http://schemas.microsoft.com/office/word/2010/wordprocessingGroup" xmlns:wpi="http://schemas.microsoft.com/office/word/2010/wordprocessingInk" xmlns:wne="http://schemas.microsoft.com/office/word/2006/wordml" xmlns:wps="http://schemas.microsoft.com/office/word/2010/wordprocessingShape" mc:Ignorable="w14 w15 w16se w16cid w16 w16cex w16sdtdh wp14">
+<w:document xmlns:wpc="http://schemas.microsoft.com/office/word/2010/wordprocessingCanvas" xmlns:cx="http://schemas.microsoft.com/office/drawing/2014/chartex" xmlns:cx1="http://schemas.microsoft.com/office/drawing/2015/9/8/chartex" xmlns:cx2="http://schemas.microsoft.com/office/drawing/2015/10/21/chartex" xmlns:cx3="http://schemas.microsoft.com/office/drawing/2016/5/9/chartex" xmlns:cx4="http://schemas.microsoft.com/office/drawing/2016/5/10/chartex" xmlns:cx5="http://schemas.microsoft.com/office/drawing/2016/5/11/chartex" xmlns:cx6="http://schemas.microsoft.com/office/drawing/2016/5/12/chartex" xmlns:cx7="http://schemas.microsoft.com/office/drawing/2016/5/13/chartex" xmlns:cx8="http://schemas.microsoft.com/office/drawing/2016/5/14/chartex" xmlns:mc="http://schemas.openxmlformats.org/markup-compatibility/2006" xmlns:aink="http://schemas.microsoft.com/office/drawing/2016/ink" xmlns:am3d="http://schemas.microsoft.com/office/drawing/2017/model3d" xmlns:o="urn:schemas-microsoft-com:office:office" xmlns:oel="http://schemas.microsoft.com/office/2019/extlst" xmlns:r="http://schemas.openxmlformats.org/officeDocument/2006/relationships" xmlns:m="http://schemas.openxmlformats.org/officeDocument/2006/math" xmlns:v="urn:schemas-microsoft-com:vml" xmlns:wp14="http://schemas.microsoft.com/office/word/2010/wordprocessingDrawing" xmlns:wp="http://schemas.openxmlformats.org/drawingml/2006/wordprocessingDrawing" xmlns:w10="urn:schemas-microsoft-com:office:word" xmlns:w="http://schemas.openxmlformats.org/wordprocessingml/2006/main" xmlns:w14="http://schemas.microsoft.com/office/word/2010/wordml" xmlns:w15="http://schemas.microsoft.com/office/word/2012/wordml" xmlns:w16cex="http://schemas.microsoft.com/office/word/2018/wordml/cex" xmlns:w16cid="http://schemas.microsoft.com/office/word/2016/wordml/cid" xmlns:w16="http://schemas.microsoft.com/office/word/2018/wordml" xmlns:w16du="http://schemas.microsoft.com/office/word/2023/wordml/word16du" xmlns:w16sdtdh="http://schemas.microsoft.com/office/word/2020/wordml/sdtdatahash" xmlns:w16se="http://schemas.microsoft.com/office/word/2015/wordml/symex" xmlns:wpg="http://schemas.microsoft.com/office/word/2010/wordprocessingGroup" xmlns:wpi="http://schemas.microsoft.com/office/word/2010/wordprocessingInk" xmlns:wne="http://schemas.microsoft.com/office/word/2006/wordml" xmlns:wps="http://schemas.microsoft.com/office/word/2010/wordprocessingShape" mc:Ignorable="w14 w15 w16se w16cid w16 w16cex w16sdtdh w16du wp14">
   <w:body>
     <w:p>
       <w:pPr>
@@ -81,7 +81,7 @@
           <w:szCs w:val="48"/>
           <w:lang w:val="da-DK"/>
         </w:rPr>
-        <w:t>SOFD Core</w:t>
+        <w:t>OS2sofd</w:t>
       </w:r>
     </w:p>
     <w:p>
@@ -222,7 +222,7 @@
         <w:rPr>
           <w:lang w:val="da-DK"/>
         </w:rPr>
-        <w:t>5</w:t>
+        <w:t>6</w:t>
       </w:r>
       <w:r>
         <w:rPr>
@@ -262,7 +262,13 @@
         <w:rPr>
           <w:lang w:val="da-DK"/>
         </w:rPr>
-        <w:t>12</w:t>
+        <w:t>1</w:t>
+      </w:r>
+      <w:r>
+        <w:rPr>
+          <w:lang w:val="da-DK"/>
+        </w:rPr>
+        <w:t>6</w:t>
       </w:r>
       <w:r>
         <w:rPr>
@@ -274,7 +280,7 @@
         <w:rPr>
           <w:lang w:val="da-DK"/>
         </w:rPr>
-        <w:t>10</w:t>
+        <w:t>06</w:t>
       </w:r>
       <w:r>
         <w:rPr>
@@ -292,7 +298,7 @@
         <w:rPr>
           <w:lang w:val="da-DK"/>
         </w:rPr>
-        <w:t>2</w:t>
+        <w:t>4</w:t>
       </w:r>
     </w:p>
     <w:p>
@@ -386,9 +392,11 @@
             <w:rPr>
               <w:rFonts w:asciiTheme="minorHAnsi" w:eastAsiaTheme="minorEastAsia" w:hAnsiTheme="minorHAnsi"/>
               <w:noProof/>
-              <w:sz w:val="22"/>
-              <w:szCs w:val="22"/>
+              <w:kern w:val="2"/>
+              <w:sz w:val="24"/>
+              <w:szCs w:val="24"/>
               <w:lang w:val="da-DK" w:eastAsia="da-DK"/>
+              <w14:ligatures w14:val="standardContextual"/>
             </w:rPr>
           </w:pPr>
           <w:r>
@@ -409,7 +417,7 @@
             </w:rPr>
             <w:fldChar w:fldCharType="separate"/>
           </w:r>
-          <w:hyperlink w:anchor="_Toc116465426" w:history="1">
+          <w:hyperlink w:anchor="_Toc169428554" w:history="1">
             <w:r>
               <w:rPr>
                 <w:rStyle w:val="Hyperlink"/>
@@ -422,9 +430,11 @@
               <w:rPr>
                 <w:rFonts w:asciiTheme="minorHAnsi" w:eastAsiaTheme="minorEastAsia" w:hAnsiTheme="minorHAnsi"/>
                 <w:noProof/>
-                <w:sz w:val="22"/>
-                <w:szCs w:val="22"/>
+                <w:kern w:val="2"/>
+                <w:sz w:val="24"/>
+                <w:szCs w:val="24"/>
                 <w:lang w:val="da-DK" w:eastAsia="da-DK"/>
+                <w14:ligatures w14:val="standardContextual"/>
               </w:rPr>
               <w:tab/>
             </w:r>
@@ -455,7 +465,7 @@
                 <w:noProof/>
                 <w:webHidden/>
               </w:rPr>
-              <w:instrText xml:space="preserve"> PAGEREF _Toc116465426 \h </w:instrText>
+              <w:instrText xml:space="preserve"> PAGEREF _Toc169428554 \h </w:instrText>
             </w:r>
             <w:r>
               <w:rPr>
@@ -496,12 +506,14 @@
             <w:rPr>
               <w:rFonts w:asciiTheme="minorHAnsi" w:eastAsiaTheme="minorEastAsia" w:hAnsiTheme="minorHAnsi"/>
               <w:noProof/>
-              <w:sz w:val="22"/>
-              <w:szCs w:val="22"/>
+              <w:kern w:val="2"/>
+              <w:sz w:val="24"/>
+              <w:szCs w:val="24"/>
               <w:lang w:val="da-DK" w:eastAsia="da-DK"/>
+              <w14:ligatures w14:val="standardContextual"/>
             </w:rPr>
           </w:pPr>
-          <w:hyperlink w:anchor="_Toc116465427" w:history="1">
+          <w:hyperlink w:anchor="_Toc169428555" w:history="1">
             <w:r>
               <w:rPr>
                 <w:rStyle w:val="Hyperlink"/>
@@ -514,9 +526,11 @@
               <w:rPr>
                 <w:rFonts w:asciiTheme="minorHAnsi" w:eastAsiaTheme="minorEastAsia" w:hAnsiTheme="minorHAnsi"/>
                 <w:noProof/>
-                <w:sz w:val="22"/>
-                <w:szCs w:val="22"/>
+                <w:kern w:val="2"/>
+                <w:sz w:val="24"/>
+                <w:szCs w:val="24"/>
                 <w:lang w:val="da-DK" w:eastAsia="da-DK"/>
+                <w14:ligatures w14:val="standardContextual"/>
               </w:rPr>
               <w:tab/>
             </w:r>
@@ -547,7 +561,7 @@
                 <w:noProof/>
                 <w:webHidden/>
               </w:rPr>
-              <w:instrText xml:space="preserve"> PAGEREF _Toc116465427 \h </w:instrText>
+              <w:instrText xml:space="preserve"> PAGEREF _Toc169428555 \h </w:instrText>
             </w:r>
             <w:r>
               <w:rPr>
@@ -582,18 +596,20 @@
           <w:pPr>
             <w:pStyle w:val="TOC2"/>
             <w:tabs>
-              <w:tab w:val="left" w:pos="880"/>
+              <w:tab w:val="left" w:pos="960"/>
               <w:tab w:val="right" w:leader="dot" w:pos="9628"/>
             </w:tabs>
             <w:rPr>
               <w:rFonts w:asciiTheme="minorHAnsi" w:eastAsiaTheme="minorEastAsia" w:hAnsiTheme="minorHAnsi"/>
               <w:noProof/>
-              <w:sz w:val="22"/>
-              <w:szCs w:val="22"/>
+              <w:kern w:val="2"/>
+              <w:sz w:val="24"/>
+              <w:szCs w:val="24"/>
               <w:lang w:val="da-DK" w:eastAsia="da-DK"/>
+              <w14:ligatures w14:val="standardContextual"/>
             </w:rPr>
           </w:pPr>
-          <w:hyperlink w:anchor="_Toc116465428" w:history="1">
+          <w:hyperlink w:anchor="_Toc169428556" w:history="1">
             <w:r>
               <w:rPr>
                 <w:rStyle w:val="Hyperlink"/>
@@ -606,9 +622,11 @@
               <w:rPr>
                 <w:rFonts w:asciiTheme="minorHAnsi" w:eastAsiaTheme="minorEastAsia" w:hAnsiTheme="minorHAnsi"/>
                 <w:noProof/>
-                <w:sz w:val="22"/>
-                <w:szCs w:val="22"/>
+                <w:kern w:val="2"/>
+                <w:sz w:val="24"/>
+                <w:szCs w:val="24"/>
                 <w:lang w:val="da-DK" w:eastAsia="da-DK"/>
+                <w14:ligatures w14:val="standardContextual"/>
               </w:rPr>
               <w:tab/>
             </w:r>
@@ -618,7 +636,7 @@
                 <w:noProof/>
                 <w:lang w:val="da-DK"/>
               </w:rPr>
-              <w:t>Moduler i SOFD Core</w:t>
+              <w:t>Moduler i OS2sofd</w:t>
             </w:r>
             <w:r>
               <w:rPr>
@@ -639,7 +657,7 @@
                 <w:noProof/>
                 <w:webHidden/>
               </w:rPr>
-              <w:instrText xml:space="preserve"> PAGEREF _Toc116465428 \h </w:instrText>
+              <w:instrText xml:space="preserve"> PAGEREF _Toc169428556 \h </w:instrText>
             </w:r>
             <w:r>
               <w:rPr>
@@ -674,18 +692,20 @@
           <w:pPr>
             <w:pStyle w:val="TOC2"/>
             <w:tabs>
-              <w:tab w:val="left" w:pos="880"/>
+              <w:tab w:val="left" w:pos="960"/>
               <w:tab w:val="right" w:leader="dot" w:pos="9628"/>
             </w:tabs>
             <w:rPr>
               <w:rFonts w:asciiTheme="minorHAnsi" w:eastAsiaTheme="minorEastAsia" w:hAnsiTheme="minorHAnsi"/>
               <w:noProof/>
-              <w:sz w:val="22"/>
-              <w:szCs w:val="22"/>
+              <w:kern w:val="2"/>
+              <w:sz w:val="24"/>
+              <w:szCs w:val="24"/>
               <w:lang w:val="da-DK" w:eastAsia="da-DK"/>
+              <w14:ligatures w14:val="standardContextual"/>
             </w:rPr>
           </w:pPr>
-          <w:hyperlink w:anchor="_Toc116465429" w:history="1">
+          <w:hyperlink w:anchor="_Toc169428557" w:history="1">
             <w:r>
               <w:rPr>
                 <w:rStyle w:val="Hyperlink"/>
@@ -698,9 +718,11 @@
               <w:rPr>
                 <w:rFonts w:asciiTheme="minorHAnsi" w:eastAsiaTheme="minorEastAsia" w:hAnsiTheme="minorHAnsi"/>
                 <w:noProof/>
-                <w:sz w:val="22"/>
-                <w:szCs w:val="22"/>
+                <w:kern w:val="2"/>
+                <w:sz w:val="24"/>
+                <w:szCs w:val="24"/>
                 <w:lang w:val="da-DK" w:eastAsia="da-DK"/>
+                <w14:ligatures w14:val="standardContextual"/>
               </w:rPr>
               <w:tab/>
             </w:r>
@@ -710,7 +732,7 @@
                 <w:noProof/>
                 <w:lang w:val="da-DK"/>
               </w:rPr>
-              <w:t>Model og principper bag SOFD Core centralmodulet</w:t>
+              <w:t>Model og principper bag OS2sofd centralmodulet</w:t>
             </w:r>
             <w:r>
               <w:rPr>
@@ -731,7 +753,7 @@
                 <w:noProof/>
                 <w:webHidden/>
               </w:rPr>
-              <w:instrText xml:space="preserve"> PAGEREF _Toc116465429 \h </w:instrText>
+              <w:instrText xml:space="preserve"> PAGEREF _Toc169428557 \h </w:instrText>
             </w:r>
             <w:r>
               <w:rPr>
@@ -766,18 +788,20 @@
           <w:pPr>
             <w:pStyle w:val="TOC2"/>
             <w:tabs>
-              <w:tab w:val="left" w:pos="880"/>
+              <w:tab w:val="left" w:pos="960"/>
               <w:tab w:val="right" w:leader="dot" w:pos="9628"/>
             </w:tabs>
             <w:rPr>
               <w:rFonts w:asciiTheme="minorHAnsi" w:eastAsiaTheme="minorEastAsia" w:hAnsiTheme="minorHAnsi"/>
               <w:noProof/>
-              <w:sz w:val="22"/>
-              <w:szCs w:val="22"/>
+              <w:kern w:val="2"/>
+              <w:sz w:val="24"/>
+              <w:szCs w:val="24"/>
               <w:lang w:val="da-DK" w:eastAsia="da-DK"/>
+              <w14:ligatures w14:val="standardContextual"/>
             </w:rPr>
           </w:pPr>
-          <w:hyperlink w:anchor="_Toc116465430" w:history="1">
+          <w:hyperlink w:anchor="_Toc169428558" w:history="1">
             <w:r>
               <w:rPr>
                 <w:rStyle w:val="Hyperlink"/>
@@ -790,9 +814,11 @@
               <w:rPr>
                 <w:rFonts w:asciiTheme="minorHAnsi" w:eastAsiaTheme="minorEastAsia" w:hAnsiTheme="minorHAnsi"/>
                 <w:noProof/>
-                <w:sz w:val="22"/>
-                <w:szCs w:val="22"/>
+                <w:kern w:val="2"/>
+                <w:sz w:val="24"/>
+                <w:szCs w:val="24"/>
                 <w:lang w:val="da-DK" w:eastAsia="da-DK"/>
+                <w14:ligatures w14:val="standardContextual"/>
               </w:rPr>
               <w:tab/>
             </w:r>
@@ -802,7 +828,7 @@
                 <w:noProof/>
                 <w:lang w:val="da-DK"/>
               </w:rPr>
-              <w:t>Model og principper bag SOFD Core middleware</w:t>
+              <w:t>Model og principper bag OS2sofd middleware</w:t>
             </w:r>
             <w:r>
               <w:rPr>
@@ -823,7 +849,7 @@
                 <w:noProof/>
                 <w:webHidden/>
               </w:rPr>
-              <w:instrText xml:space="preserve"> PAGEREF _Toc116465430 \h </w:instrText>
+              <w:instrText xml:space="preserve"> PAGEREF _Toc169428558 \h </w:instrText>
             </w:r>
             <w:r>
               <w:rPr>
@@ -858,18 +884,20 @@
           <w:pPr>
             <w:pStyle w:val="TOC2"/>
             <w:tabs>
-              <w:tab w:val="left" w:pos="880"/>
+              <w:tab w:val="left" w:pos="960"/>
               <w:tab w:val="right" w:leader="dot" w:pos="9628"/>
             </w:tabs>
             <w:rPr>
               <w:rFonts w:asciiTheme="minorHAnsi" w:eastAsiaTheme="minorEastAsia" w:hAnsiTheme="minorHAnsi"/>
               <w:noProof/>
-              <w:sz w:val="22"/>
-              <w:szCs w:val="22"/>
+              <w:kern w:val="2"/>
+              <w:sz w:val="24"/>
+              <w:szCs w:val="24"/>
               <w:lang w:val="da-DK" w:eastAsia="da-DK"/>
+              <w14:ligatures w14:val="standardContextual"/>
             </w:rPr>
           </w:pPr>
-          <w:hyperlink w:anchor="_Toc116465431" w:history="1">
+          <w:hyperlink w:anchor="_Toc169428559" w:history="1">
             <w:r>
               <w:rPr>
                 <w:rStyle w:val="Hyperlink"/>
@@ -882,9 +910,11 @@
               <w:rPr>
                 <w:rFonts w:asciiTheme="minorHAnsi" w:eastAsiaTheme="minorEastAsia" w:hAnsiTheme="minorHAnsi"/>
                 <w:noProof/>
-                <w:sz w:val="22"/>
-                <w:szCs w:val="22"/>
+                <w:kern w:val="2"/>
+                <w:sz w:val="24"/>
+                <w:szCs w:val="24"/>
                 <w:lang w:val="da-DK" w:eastAsia="da-DK"/>
+                <w14:ligatures w14:val="standardContextual"/>
               </w:rPr>
               <w:tab/>
             </w:r>
@@ -894,7 +924,7 @@
                 <w:noProof/>
                 <w:lang w:val="da-DK"/>
               </w:rPr>
-              <w:t>Model og principper bag SOFD Core agenterne</w:t>
+              <w:t>Model og principper bag OS2sofd agenterne</w:t>
             </w:r>
             <w:r>
               <w:rPr>
@@ -915,7 +945,7 @@
                 <w:noProof/>
                 <w:webHidden/>
               </w:rPr>
-              <w:instrText xml:space="preserve"> PAGEREF _Toc116465431 \h </w:instrText>
+              <w:instrText xml:space="preserve"> PAGEREF _Toc169428559 \h </w:instrText>
             </w:r>
             <w:r>
               <w:rPr>
@@ -950,18 +980,20 @@
           <w:pPr>
             <w:pStyle w:val="TOC2"/>
             <w:tabs>
-              <w:tab w:val="left" w:pos="880"/>
+              <w:tab w:val="left" w:pos="960"/>
               <w:tab w:val="right" w:leader="dot" w:pos="9628"/>
             </w:tabs>
             <w:rPr>
               <w:rFonts w:asciiTheme="minorHAnsi" w:eastAsiaTheme="minorEastAsia" w:hAnsiTheme="minorHAnsi"/>
               <w:noProof/>
-              <w:sz w:val="22"/>
-              <w:szCs w:val="22"/>
+              <w:kern w:val="2"/>
+              <w:sz w:val="24"/>
+              <w:szCs w:val="24"/>
               <w:lang w:val="da-DK" w:eastAsia="da-DK"/>
+              <w14:ligatures w14:val="standardContextual"/>
             </w:rPr>
           </w:pPr>
-          <w:hyperlink w:anchor="_Toc116465432" w:history="1">
+          <w:hyperlink w:anchor="_Toc169428560" w:history="1">
             <w:r>
               <w:rPr>
                 <w:rStyle w:val="Hyperlink"/>
@@ -974,9 +1006,11 @@
               <w:rPr>
                 <w:rFonts w:asciiTheme="minorHAnsi" w:eastAsiaTheme="minorEastAsia" w:hAnsiTheme="minorHAnsi"/>
                 <w:noProof/>
-                <w:sz w:val="22"/>
-                <w:szCs w:val="22"/>
+                <w:kern w:val="2"/>
+                <w:sz w:val="24"/>
+                <w:szCs w:val="24"/>
                 <w:lang w:val="da-DK" w:eastAsia="da-DK"/>
+                <w14:ligatures w14:val="standardContextual"/>
               </w:rPr>
               <w:tab/>
             </w:r>
@@ -1007,7 +1041,7 @@
                 <w:noProof/>
                 <w:webHidden/>
               </w:rPr>
-              <w:instrText xml:space="preserve"> PAGEREF _Toc116465432 \h </w:instrText>
+              <w:instrText xml:space="preserve"> PAGEREF _Toc169428560 \h </w:instrText>
             </w:r>
             <w:r>
               <w:rPr>
@@ -1048,12 +1082,14 @@
             <w:rPr>
               <w:rFonts w:asciiTheme="minorHAnsi" w:eastAsiaTheme="minorEastAsia" w:hAnsiTheme="minorHAnsi"/>
               <w:noProof/>
-              <w:sz w:val="22"/>
-              <w:szCs w:val="22"/>
+              <w:kern w:val="2"/>
+              <w:sz w:val="24"/>
+              <w:szCs w:val="24"/>
               <w:lang w:val="da-DK" w:eastAsia="da-DK"/>
+              <w14:ligatures w14:val="standardContextual"/>
             </w:rPr>
           </w:pPr>
-          <w:hyperlink w:anchor="_Toc116465433" w:history="1">
+          <w:hyperlink w:anchor="_Toc169428561" w:history="1">
             <w:r>
               <w:rPr>
                 <w:rStyle w:val="Hyperlink"/>
@@ -1066,9 +1102,11 @@
               <w:rPr>
                 <w:rFonts w:asciiTheme="minorHAnsi" w:eastAsiaTheme="minorEastAsia" w:hAnsiTheme="minorHAnsi"/>
                 <w:noProof/>
-                <w:sz w:val="22"/>
-                <w:szCs w:val="22"/>
+                <w:kern w:val="2"/>
+                <w:sz w:val="24"/>
+                <w:szCs w:val="24"/>
                 <w:lang w:val="da-DK" w:eastAsia="da-DK"/>
+                <w14:ligatures w14:val="standardContextual"/>
               </w:rPr>
               <w:tab/>
             </w:r>
@@ -1099,7 +1137,7 @@
                 <w:noProof/>
                 <w:webHidden/>
               </w:rPr>
-              <w:instrText xml:space="preserve"> PAGEREF _Toc116465433 \h </w:instrText>
+              <w:instrText xml:space="preserve"> PAGEREF _Toc169428561 \h </w:instrText>
             </w:r>
             <w:r>
               <w:rPr>
@@ -1134,18 +1172,20 @@
           <w:pPr>
             <w:pStyle w:val="TOC2"/>
             <w:tabs>
-              <w:tab w:val="left" w:pos="880"/>
+              <w:tab w:val="left" w:pos="960"/>
               <w:tab w:val="right" w:leader="dot" w:pos="9628"/>
             </w:tabs>
             <w:rPr>
               <w:rFonts w:asciiTheme="minorHAnsi" w:eastAsiaTheme="minorEastAsia" w:hAnsiTheme="minorHAnsi"/>
               <w:noProof/>
-              <w:sz w:val="22"/>
-              <w:szCs w:val="22"/>
+              <w:kern w:val="2"/>
+              <w:sz w:val="24"/>
+              <w:szCs w:val="24"/>
               <w:lang w:val="da-DK" w:eastAsia="da-DK"/>
+              <w14:ligatures w14:val="standardContextual"/>
             </w:rPr>
           </w:pPr>
-          <w:hyperlink w:anchor="_Toc116465434" w:history="1">
+          <w:hyperlink w:anchor="_Toc169428562" w:history="1">
             <w:r>
               <w:rPr>
                 <w:rStyle w:val="Hyperlink"/>
@@ -1158,9 +1198,11 @@
               <w:rPr>
                 <w:rFonts w:asciiTheme="minorHAnsi" w:eastAsiaTheme="minorEastAsia" w:hAnsiTheme="minorHAnsi"/>
                 <w:noProof/>
-                <w:sz w:val="22"/>
-                <w:szCs w:val="22"/>
+                <w:kern w:val="2"/>
+                <w:sz w:val="24"/>
+                <w:szCs w:val="24"/>
                 <w:lang w:val="da-DK" w:eastAsia="da-DK"/>
+                <w14:ligatures w14:val="standardContextual"/>
               </w:rPr>
               <w:tab/>
             </w:r>
@@ -1191,7 +1233,7 @@
                 <w:noProof/>
                 <w:webHidden/>
               </w:rPr>
-              <w:instrText xml:space="preserve"> PAGEREF _Toc116465434 \h </w:instrText>
+              <w:instrText xml:space="preserve"> PAGEREF _Toc169428562 \h </w:instrText>
             </w:r>
             <w:r>
               <w:rPr>
@@ -1226,18 +1268,20 @@
           <w:pPr>
             <w:pStyle w:val="TOC3"/>
             <w:tabs>
-              <w:tab w:val="left" w:pos="1320"/>
+              <w:tab w:val="left" w:pos="1200"/>
               <w:tab w:val="right" w:leader="dot" w:pos="9628"/>
             </w:tabs>
             <w:rPr>
               <w:rFonts w:asciiTheme="minorHAnsi" w:eastAsiaTheme="minorEastAsia" w:hAnsiTheme="minorHAnsi"/>
               <w:noProof/>
-              <w:sz w:val="22"/>
-              <w:szCs w:val="22"/>
+              <w:kern w:val="2"/>
+              <w:sz w:val="24"/>
+              <w:szCs w:val="24"/>
               <w:lang w:val="da-DK" w:eastAsia="da-DK"/>
+              <w14:ligatures w14:val="standardContextual"/>
             </w:rPr>
           </w:pPr>
-          <w:hyperlink w:anchor="_Toc116465435" w:history="1">
+          <w:hyperlink w:anchor="_Toc169428563" w:history="1">
             <w:r>
               <w:rPr>
                 <w:rStyle w:val="Hyperlink"/>
@@ -1250,9 +1294,11 @@
               <w:rPr>
                 <w:rFonts w:asciiTheme="minorHAnsi" w:eastAsiaTheme="minorEastAsia" w:hAnsiTheme="minorHAnsi"/>
                 <w:noProof/>
-                <w:sz w:val="22"/>
-                <w:szCs w:val="22"/>
+                <w:kern w:val="2"/>
+                <w:sz w:val="24"/>
+                <w:szCs w:val="24"/>
                 <w:lang w:val="da-DK" w:eastAsia="da-DK"/>
+                <w14:ligatures w14:val="standardContextual"/>
               </w:rPr>
               <w:tab/>
             </w:r>
@@ -1283,7 +1329,7 @@
                 <w:noProof/>
                 <w:webHidden/>
               </w:rPr>
-              <w:instrText xml:space="preserve"> PAGEREF _Toc116465435 \h </w:instrText>
+              <w:instrText xml:space="preserve"> PAGEREF _Toc169428563 \h </w:instrText>
             </w:r>
             <w:r>
               <w:rPr>
@@ -1318,18 +1364,20 @@
           <w:pPr>
             <w:pStyle w:val="TOC3"/>
             <w:tabs>
-              <w:tab w:val="left" w:pos="1320"/>
+              <w:tab w:val="left" w:pos="1200"/>
               <w:tab w:val="right" w:leader="dot" w:pos="9628"/>
             </w:tabs>
             <w:rPr>
               <w:rFonts w:asciiTheme="minorHAnsi" w:eastAsiaTheme="minorEastAsia" w:hAnsiTheme="minorHAnsi"/>
               <w:noProof/>
-              <w:sz w:val="22"/>
-              <w:szCs w:val="22"/>
+              <w:kern w:val="2"/>
+              <w:sz w:val="24"/>
+              <w:szCs w:val="24"/>
               <w:lang w:val="da-DK" w:eastAsia="da-DK"/>
+              <w14:ligatures w14:val="standardContextual"/>
             </w:rPr>
           </w:pPr>
-          <w:hyperlink w:anchor="_Toc116465436" w:history="1">
+          <w:hyperlink w:anchor="_Toc169428564" w:history="1">
             <w:r>
               <w:rPr>
                 <w:rStyle w:val="Hyperlink"/>
@@ -1342,9 +1390,11 @@
               <w:rPr>
                 <w:rFonts w:asciiTheme="minorHAnsi" w:eastAsiaTheme="minorEastAsia" w:hAnsiTheme="minorHAnsi"/>
                 <w:noProof/>
-                <w:sz w:val="22"/>
-                <w:szCs w:val="22"/>
+                <w:kern w:val="2"/>
+                <w:sz w:val="24"/>
+                <w:szCs w:val="24"/>
                 <w:lang w:val="da-DK" w:eastAsia="da-DK"/>
+                <w14:ligatures w14:val="standardContextual"/>
               </w:rPr>
               <w:tab/>
             </w:r>
@@ -1375,7 +1425,7 @@
                 <w:noProof/>
                 <w:webHidden/>
               </w:rPr>
-              <w:instrText xml:space="preserve"> PAGEREF _Toc116465436 \h </w:instrText>
+              <w:instrText xml:space="preserve"> PAGEREF _Toc169428564 \h </w:instrText>
             </w:r>
             <w:r>
               <w:rPr>
@@ -1410,18 +1460,20 @@
           <w:pPr>
             <w:pStyle w:val="TOC2"/>
             <w:tabs>
-              <w:tab w:val="left" w:pos="880"/>
+              <w:tab w:val="left" w:pos="960"/>
               <w:tab w:val="right" w:leader="dot" w:pos="9628"/>
             </w:tabs>
             <w:rPr>
               <w:rFonts w:asciiTheme="minorHAnsi" w:eastAsiaTheme="minorEastAsia" w:hAnsiTheme="minorHAnsi"/>
               <w:noProof/>
-              <w:sz w:val="22"/>
-              <w:szCs w:val="22"/>
+              <w:kern w:val="2"/>
+              <w:sz w:val="24"/>
+              <w:szCs w:val="24"/>
               <w:lang w:val="da-DK" w:eastAsia="da-DK"/>
+              <w14:ligatures w14:val="standardContextual"/>
             </w:rPr>
           </w:pPr>
-          <w:hyperlink w:anchor="_Toc116465437" w:history="1">
+          <w:hyperlink w:anchor="_Toc169428565" w:history="1">
             <w:r>
               <w:rPr>
                 <w:rStyle w:val="Hyperlink"/>
@@ -1434,9 +1486,11 @@
               <w:rPr>
                 <w:rFonts w:asciiTheme="minorHAnsi" w:eastAsiaTheme="minorEastAsia" w:hAnsiTheme="minorHAnsi"/>
                 <w:noProof/>
-                <w:sz w:val="22"/>
-                <w:szCs w:val="22"/>
+                <w:kern w:val="2"/>
+                <w:sz w:val="24"/>
+                <w:szCs w:val="24"/>
                 <w:lang w:val="da-DK" w:eastAsia="da-DK"/>
+                <w14:ligatures w14:val="standardContextual"/>
               </w:rPr>
               <w:tab/>
             </w:r>
@@ -1467,7 +1521,7 @@
                 <w:noProof/>
                 <w:webHidden/>
               </w:rPr>
-              <w:instrText xml:space="preserve"> PAGEREF _Toc116465437 \h </w:instrText>
+              <w:instrText xml:space="preserve"> PAGEREF _Toc169428565 \h </w:instrText>
             </w:r>
             <w:r>
               <w:rPr>
@@ -1502,18 +1556,20 @@
           <w:pPr>
             <w:pStyle w:val="TOC2"/>
             <w:tabs>
-              <w:tab w:val="left" w:pos="880"/>
+              <w:tab w:val="left" w:pos="960"/>
               <w:tab w:val="right" w:leader="dot" w:pos="9628"/>
             </w:tabs>
             <w:rPr>
               <w:rFonts w:asciiTheme="minorHAnsi" w:eastAsiaTheme="minorEastAsia" w:hAnsiTheme="minorHAnsi"/>
               <w:noProof/>
-              <w:sz w:val="22"/>
-              <w:szCs w:val="22"/>
+              <w:kern w:val="2"/>
+              <w:sz w:val="24"/>
+              <w:szCs w:val="24"/>
               <w:lang w:val="da-DK" w:eastAsia="da-DK"/>
+              <w14:ligatures w14:val="standardContextual"/>
             </w:rPr>
           </w:pPr>
-          <w:hyperlink w:anchor="_Toc116465438" w:history="1">
+          <w:hyperlink w:anchor="_Toc169428566" w:history="1">
             <w:r>
               <w:rPr>
                 <w:rStyle w:val="Hyperlink"/>
@@ -1526,9 +1582,11 @@
               <w:rPr>
                 <w:rFonts w:asciiTheme="minorHAnsi" w:eastAsiaTheme="minorEastAsia" w:hAnsiTheme="minorHAnsi"/>
                 <w:noProof/>
-                <w:sz w:val="22"/>
-                <w:szCs w:val="22"/>
+                <w:kern w:val="2"/>
+                <w:sz w:val="24"/>
+                <w:szCs w:val="24"/>
                 <w:lang w:val="da-DK" w:eastAsia="da-DK"/>
+                <w14:ligatures w14:val="standardContextual"/>
               </w:rPr>
               <w:tab/>
             </w:r>
@@ -1559,7 +1617,7 @@
                 <w:noProof/>
                 <w:webHidden/>
               </w:rPr>
-              <w:instrText xml:space="preserve"> PAGEREF _Toc116465438 \h </w:instrText>
+              <w:instrText xml:space="preserve"> PAGEREF _Toc169428566 \h </w:instrText>
             </w:r>
             <w:r>
               <w:rPr>
@@ -1594,18 +1652,20 @@
           <w:pPr>
             <w:pStyle w:val="TOC2"/>
             <w:tabs>
-              <w:tab w:val="left" w:pos="880"/>
+              <w:tab w:val="left" w:pos="960"/>
               <w:tab w:val="right" w:leader="dot" w:pos="9628"/>
             </w:tabs>
             <w:rPr>
               <w:rFonts w:asciiTheme="minorHAnsi" w:eastAsiaTheme="minorEastAsia" w:hAnsiTheme="minorHAnsi"/>
               <w:noProof/>
-              <w:sz w:val="22"/>
-              <w:szCs w:val="22"/>
+              <w:kern w:val="2"/>
+              <w:sz w:val="24"/>
+              <w:szCs w:val="24"/>
               <w:lang w:val="da-DK" w:eastAsia="da-DK"/>
+              <w14:ligatures w14:val="standardContextual"/>
             </w:rPr>
           </w:pPr>
-          <w:hyperlink w:anchor="_Toc116465439" w:history="1">
+          <w:hyperlink w:anchor="_Toc169428567" w:history="1">
             <w:r>
               <w:rPr>
                 <w:rStyle w:val="Hyperlink"/>
@@ -1618,9 +1678,11 @@
               <w:rPr>
                 <w:rFonts w:asciiTheme="minorHAnsi" w:eastAsiaTheme="minorEastAsia" w:hAnsiTheme="minorHAnsi"/>
                 <w:noProof/>
-                <w:sz w:val="22"/>
-                <w:szCs w:val="22"/>
+                <w:kern w:val="2"/>
+                <w:sz w:val="24"/>
+                <w:szCs w:val="24"/>
                 <w:lang w:val="da-DK" w:eastAsia="da-DK"/>
+                <w14:ligatures w14:val="standardContextual"/>
               </w:rPr>
               <w:tab/>
             </w:r>
@@ -1651,7 +1713,7 @@
                 <w:noProof/>
                 <w:webHidden/>
               </w:rPr>
-              <w:instrText xml:space="preserve"> PAGEREF _Toc116465439 \h </w:instrText>
+              <w:instrText xml:space="preserve"> PAGEREF _Toc169428567 \h </w:instrText>
             </w:r>
             <w:r>
               <w:rPr>
@@ -1686,18 +1748,20 @@
           <w:pPr>
             <w:pStyle w:val="TOC2"/>
             <w:tabs>
-              <w:tab w:val="left" w:pos="880"/>
+              <w:tab w:val="left" w:pos="960"/>
               <w:tab w:val="right" w:leader="dot" w:pos="9628"/>
             </w:tabs>
             <w:rPr>
               <w:rFonts w:asciiTheme="minorHAnsi" w:eastAsiaTheme="minorEastAsia" w:hAnsiTheme="minorHAnsi"/>
               <w:noProof/>
-              <w:sz w:val="22"/>
-              <w:szCs w:val="22"/>
+              <w:kern w:val="2"/>
+              <w:sz w:val="24"/>
+              <w:szCs w:val="24"/>
               <w:lang w:val="da-DK" w:eastAsia="da-DK"/>
+              <w14:ligatures w14:val="standardContextual"/>
             </w:rPr>
           </w:pPr>
-          <w:hyperlink w:anchor="_Toc116465440" w:history="1">
+          <w:hyperlink w:anchor="_Toc169428568" w:history="1">
             <w:r>
               <w:rPr>
                 <w:rStyle w:val="Hyperlink"/>
@@ -1710,9 +1774,11 @@
               <w:rPr>
                 <w:rFonts w:asciiTheme="minorHAnsi" w:eastAsiaTheme="minorEastAsia" w:hAnsiTheme="minorHAnsi"/>
                 <w:noProof/>
-                <w:sz w:val="22"/>
-                <w:szCs w:val="22"/>
+                <w:kern w:val="2"/>
+                <w:sz w:val="24"/>
+                <w:szCs w:val="24"/>
                 <w:lang w:val="da-DK" w:eastAsia="da-DK"/>
+                <w14:ligatures w14:val="standardContextual"/>
               </w:rPr>
               <w:tab/>
             </w:r>
@@ -1743,7 +1809,7 @@
                 <w:noProof/>
                 <w:webHidden/>
               </w:rPr>
-              <w:instrText xml:space="preserve"> PAGEREF _Toc116465440 \h </w:instrText>
+              <w:instrText xml:space="preserve"> PAGEREF _Toc169428568 \h </w:instrText>
             </w:r>
             <w:r>
               <w:rPr>
@@ -1778,18 +1844,20 @@
           <w:pPr>
             <w:pStyle w:val="TOC2"/>
             <w:tabs>
-              <w:tab w:val="left" w:pos="880"/>
+              <w:tab w:val="left" w:pos="960"/>
               <w:tab w:val="right" w:leader="dot" w:pos="9628"/>
             </w:tabs>
             <w:rPr>
               <w:rFonts w:asciiTheme="minorHAnsi" w:eastAsiaTheme="minorEastAsia" w:hAnsiTheme="minorHAnsi"/>
               <w:noProof/>
-              <w:sz w:val="22"/>
-              <w:szCs w:val="22"/>
+              <w:kern w:val="2"/>
+              <w:sz w:val="24"/>
+              <w:szCs w:val="24"/>
               <w:lang w:val="da-DK" w:eastAsia="da-DK"/>
+              <w14:ligatures w14:val="standardContextual"/>
             </w:rPr>
           </w:pPr>
-          <w:hyperlink w:anchor="_Toc116465441" w:history="1">
+          <w:hyperlink w:anchor="_Toc169428569" w:history="1">
             <w:r>
               <w:rPr>
                 <w:rStyle w:val="Hyperlink"/>
@@ -1802,9 +1870,11 @@
               <w:rPr>
                 <w:rFonts w:asciiTheme="minorHAnsi" w:eastAsiaTheme="minorEastAsia" w:hAnsiTheme="minorHAnsi"/>
                 <w:noProof/>
-                <w:sz w:val="22"/>
-                <w:szCs w:val="22"/>
+                <w:kern w:val="2"/>
+                <w:sz w:val="24"/>
+                <w:szCs w:val="24"/>
                 <w:lang w:val="da-DK" w:eastAsia="da-DK"/>
+                <w14:ligatures w14:val="standardContextual"/>
               </w:rPr>
               <w:tab/>
             </w:r>
@@ -1835,7 +1905,7 @@
                 <w:noProof/>
                 <w:webHidden/>
               </w:rPr>
-              <w:instrText xml:space="preserve"> PAGEREF _Toc116465441 \h </w:instrText>
+              <w:instrText xml:space="preserve"> PAGEREF _Toc169428569 \h </w:instrText>
             </w:r>
             <w:r>
               <w:rPr>
@@ -1876,12 +1946,14 @@
             <w:rPr>
               <w:rFonts w:asciiTheme="minorHAnsi" w:eastAsiaTheme="minorEastAsia" w:hAnsiTheme="minorHAnsi"/>
               <w:noProof/>
-              <w:sz w:val="22"/>
-              <w:szCs w:val="22"/>
+              <w:kern w:val="2"/>
+              <w:sz w:val="24"/>
+              <w:szCs w:val="24"/>
               <w:lang w:val="da-DK" w:eastAsia="da-DK"/>
+              <w14:ligatures w14:val="standardContextual"/>
             </w:rPr>
           </w:pPr>
-          <w:hyperlink w:anchor="_Toc116465442" w:history="1">
+          <w:hyperlink w:anchor="_Toc169428570" w:history="1">
             <w:r>
               <w:rPr>
                 <w:rStyle w:val="Hyperlink"/>
@@ -1894,9 +1966,11 @@
               <w:rPr>
                 <w:rFonts w:asciiTheme="minorHAnsi" w:eastAsiaTheme="minorEastAsia" w:hAnsiTheme="minorHAnsi"/>
                 <w:noProof/>
-                <w:sz w:val="22"/>
-                <w:szCs w:val="22"/>
+                <w:kern w:val="2"/>
+                <w:sz w:val="24"/>
+                <w:szCs w:val="24"/>
                 <w:lang w:val="da-DK" w:eastAsia="da-DK"/>
+                <w14:ligatures w14:val="standardContextual"/>
               </w:rPr>
               <w:tab/>
             </w:r>
@@ -1927,7 +2001,7 @@
                 <w:noProof/>
                 <w:webHidden/>
               </w:rPr>
-              <w:instrText xml:space="preserve"> PAGEREF _Toc116465442 \h </w:instrText>
+              <w:instrText xml:space="preserve"> PAGEREF _Toc169428570 \h </w:instrText>
             </w:r>
             <w:r>
               <w:rPr>
@@ -1962,18 +2036,20 @@
           <w:pPr>
             <w:pStyle w:val="TOC2"/>
             <w:tabs>
-              <w:tab w:val="left" w:pos="880"/>
+              <w:tab w:val="left" w:pos="960"/>
               <w:tab w:val="right" w:leader="dot" w:pos="9628"/>
             </w:tabs>
             <w:rPr>
               <w:rFonts w:asciiTheme="minorHAnsi" w:eastAsiaTheme="minorEastAsia" w:hAnsiTheme="minorHAnsi"/>
               <w:noProof/>
-              <w:sz w:val="22"/>
-              <w:szCs w:val="22"/>
+              <w:kern w:val="2"/>
+              <w:sz w:val="24"/>
+              <w:szCs w:val="24"/>
               <w:lang w:val="da-DK" w:eastAsia="da-DK"/>
+              <w14:ligatures w14:val="standardContextual"/>
             </w:rPr>
           </w:pPr>
-          <w:hyperlink w:anchor="_Toc116465443" w:history="1">
+          <w:hyperlink w:anchor="_Toc169428571" w:history="1">
             <w:r>
               <w:rPr>
                 <w:rStyle w:val="Hyperlink"/>
@@ -1986,9 +2062,11 @@
               <w:rPr>
                 <w:rFonts w:asciiTheme="minorHAnsi" w:eastAsiaTheme="minorEastAsia" w:hAnsiTheme="minorHAnsi"/>
                 <w:noProof/>
-                <w:sz w:val="22"/>
-                <w:szCs w:val="22"/>
+                <w:kern w:val="2"/>
+                <w:sz w:val="24"/>
+                <w:szCs w:val="24"/>
                 <w:lang w:val="da-DK" w:eastAsia="da-DK"/>
+                <w14:ligatures w14:val="standardContextual"/>
               </w:rPr>
               <w:tab/>
             </w:r>
@@ -2019,7 +2097,7 @@
                 <w:noProof/>
                 <w:webHidden/>
               </w:rPr>
-              <w:instrText xml:space="preserve"> PAGEREF _Toc116465443 \h </w:instrText>
+              <w:instrText xml:space="preserve"> PAGEREF _Toc169428571 \h </w:instrText>
             </w:r>
             <w:r>
               <w:rPr>
@@ -2054,18 +2132,20 @@
           <w:pPr>
             <w:pStyle w:val="TOC2"/>
             <w:tabs>
-              <w:tab w:val="left" w:pos="880"/>
+              <w:tab w:val="left" w:pos="960"/>
               <w:tab w:val="right" w:leader="dot" w:pos="9628"/>
             </w:tabs>
             <w:rPr>
               <w:rFonts w:asciiTheme="minorHAnsi" w:eastAsiaTheme="minorEastAsia" w:hAnsiTheme="minorHAnsi"/>
               <w:noProof/>
-              <w:sz w:val="22"/>
-              <w:szCs w:val="22"/>
+              <w:kern w:val="2"/>
+              <w:sz w:val="24"/>
+              <w:szCs w:val="24"/>
               <w:lang w:val="da-DK" w:eastAsia="da-DK"/>
+              <w14:ligatures w14:val="standardContextual"/>
             </w:rPr>
           </w:pPr>
-          <w:hyperlink w:anchor="_Toc116465444" w:history="1">
+          <w:hyperlink w:anchor="_Toc169428572" w:history="1">
             <w:r>
               <w:rPr>
                 <w:rStyle w:val="Hyperlink"/>
@@ -2078,9 +2158,11 @@
               <w:rPr>
                 <w:rFonts w:asciiTheme="minorHAnsi" w:eastAsiaTheme="minorEastAsia" w:hAnsiTheme="minorHAnsi"/>
                 <w:noProof/>
-                <w:sz w:val="22"/>
-                <w:szCs w:val="22"/>
+                <w:kern w:val="2"/>
+                <w:sz w:val="24"/>
+                <w:szCs w:val="24"/>
                 <w:lang w:val="da-DK" w:eastAsia="da-DK"/>
+                <w14:ligatures w14:val="standardContextual"/>
               </w:rPr>
               <w:tab/>
             </w:r>
@@ -2111,7 +2193,7 @@
                 <w:noProof/>
                 <w:webHidden/>
               </w:rPr>
-              <w:instrText xml:space="preserve"> PAGEREF _Toc116465444 \h </w:instrText>
+              <w:instrText xml:space="preserve"> PAGEREF _Toc169428572 \h </w:instrText>
             </w:r>
             <w:r>
               <w:rPr>
@@ -2146,18 +2228,20 @@
           <w:pPr>
             <w:pStyle w:val="TOC2"/>
             <w:tabs>
-              <w:tab w:val="left" w:pos="880"/>
+              <w:tab w:val="left" w:pos="960"/>
               <w:tab w:val="right" w:leader="dot" w:pos="9628"/>
             </w:tabs>
             <w:rPr>
               <w:rFonts w:asciiTheme="minorHAnsi" w:eastAsiaTheme="minorEastAsia" w:hAnsiTheme="minorHAnsi"/>
               <w:noProof/>
-              <w:sz w:val="22"/>
-              <w:szCs w:val="22"/>
+              <w:kern w:val="2"/>
+              <w:sz w:val="24"/>
+              <w:szCs w:val="24"/>
               <w:lang w:val="da-DK" w:eastAsia="da-DK"/>
+              <w14:ligatures w14:val="standardContextual"/>
             </w:rPr>
           </w:pPr>
-          <w:hyperlink w:anchor="_Toc116465445" w:history="1">
+          <w:hyperlink w:anchor="_Toc169428573" w:history="1">
             <w:r>
               <w:rPr>
                 <w:rStyle w:val="Hyperlink"/>
@@ -2170,9 +2254,11 @@
               <w:rPr>
                 <w:rFonts w:asciiTheme="minorHAnsi" w:eastAsiaTheme="minorEastAsia" w:hAnsiTheme="minorHAnsi"/>
                 <w:noProof/>
-                <w:sz w:val="22"/>
-                <w:szCs w:val="22"/>
+                <w:kern w:val="2"/>
+                <w:sz w:val="24"/>
+                <w:szCs w:val="24"/>
                 <w:lang w:val="da-DK" w:eastAsia="da-DK"/>
+                <w14:ligatures w14:val="standardContextual"/>
               </w:rPr>
               <w:tab/>
             </w:r>
@@ -2203,7 +2289,7 @@
                 <w:noProof/>
                 <w:webHidden/>
               </w:rPr>
-              <w:instrText xml:space="preserve"> PAGEREF _Toc116465445 \h </w:instrText>
+              <w:instrText xml:space="preserve"> PAGEREF _Toc169428573 \h </w:instrText>
             </w:r>
             <w:r>
               <w:rPr>
@@ -2271,7 +2357,7 @@
           <w:lang w:val="da-DK"/>
         </w:rPr>
       </w:pPr>
-      <w:bookmarkStart w:id="0" w:name="_Toc116465426"/>
+      <w:bookmarkStart w:id="0" w:name="_Toc169428554"/>
       <w:r>
         <w:rPr>
           <w:lang w:val="da-DK"/>
@@ -2291,33 +2377,81 @@
         <w:rPr>
           <w:lang w:val="da-DK"/>
         </w:rPr>
-        <w:t>Dette dokument beskriver produktet SOFD Core i detaljer, og dækker både systemarkitektur og funktionalitet, og er dermed rettet både mod arkitekter og beslutningstagere i kommunen.</w:t>
-      </w:r>
-    </w:p>
-    <w:p>
-      <w:pPr>
-        <w:rPr>
-          <w:lang w:val="da-DK"/>
-        </w:rPr>
-      </w:pPr>
-      <w:r>
-        <w:rPr>
-          <w:lang w:val="da-DK"/>
-        </w:rPr>
-        <w:t>Formålet med dokumentet er at skabe et samlet overblik over SOFD Core produktet, herunder både hvordan det er konstrueret, hvordan deployment og anvendelse af tiltænkt, samt hvilke forretningsbehov man kan dække med produktet.</w:t>
-      </w:r>
-    </w:p>
-    <w:p>
-      <w:pPr>
-        <w:rPr>
-          <w:lang w:val="da-DK"/>
-        </w:rPr>
-      </w:pPr>
-      <w:r>
-        <w:rPr>
-          <w:lang w:val="da-DK"/>
-        </w:rPr>
-        <w:t>I dokumentet vises der skærmbilleder fra SOFD Core brugergrænsefladen hvor det er relevant. Her skal man være opmærksom på at der er en løbende udvikling og tilpasning af brugergrænsefladen, så der kan være afvigelser fra de viste skærmbilleder, og den version man har kørende af SOFD Core.</w:t>
+        <w:t xml:space="preserve">Dette dokument beskriver produktet </w:t>
+      </w:r>
+      <w:r>
+        <w:rPr>
+          <w:lang w:val="da-DK"/>
+        </w:rPr>
+        <w:t>OS2sofd</w:t>
+      </w:r>
+      <w:r>
+        <w:rPr>
+          <w:lang w:val="da-DK"/>
+        </w:rPr>
+        <w:t xml:space="preserve"> i detaljer, og dækker både systemarkitektur og funktionalitet, og er dermed rettet både mod arkitekter og beslutningstagere i kommunen.</w:t>
+      </w:r>
+    </w:p>
+    <w:p>
+      <w:pPr>
+        <w:rPr>
+          <w:lang w:val="da-DK"/>
+        </w:rPr>
+      </w:pPr>
+      <w:r>
+        <w:rPr>
+          <w:lang w:val="da-DK"/>
+        </w:rPr>
+        <w:t xml:space="preserve">Formålet med dokumentet er at skabe et samlet overblik over </w:t>
+      </w:r>
+      <w:r>
+        <w:rPr>
+          <w:lang w:val="da-DK"/>
+        </w:rPr>
+        <w:t>OS2sofd</w:t>
+      </w:r>
+      <w:r>
+        <w:rPr>
+          <w:lang w:val="da-DK"/>
+        </w:rPr>
+        <w:t xml:space="preserve"> produktet, herunder både hvordan det er konstrueret, hvordan deployment og anvendelse af tiltænkt, samt hvilke forretningsbehov man kan dække med produktet.</w:t>
+      </w:r>
+    </w:p>
+    <w:p>
+      <w:pPr>
+        <w:rPr>
+          <w:lang w:val="da-DK"/>
+        </w:rPr>
+      </w:pPr>
+      <w:r>
+        <w:rPr>
+          <w:lang w:val="da-DK"/>
+        </w:rPr>
+        <w:t xml:space="preserve">I dokumentet vises der skærmbilleder fra </w:t>
+      </w:r>
+      <w:r>
+        <w:rPr>
+          <w:lang w:val="da-DK"/>
+        </w:rPr>
+        <w:t>OS2sofd</w:t>
+      </w:r>
+      <w:r>
+        <w:rPr>
+          <w:lang w:val="da-DK"/>
+        </w:rPr>
+        <w:t xml:space="preserve"> brugergrænsefladen hvor det er relevant. Her skal man være opmærksom på at der er en løbende udvikling og tilpasning af brugergrænsefladen, så der kan være afvigelser fra de viste skærmbilleder, og den version man har kørende af </w:t>
+      </w:r>
+      <w:r>
+        <w:rPr>
+          <w:lang w:val="da-DK"/>
+        </w:rPr>
+        <w:t>OS2sofd</w:t>
+      </w:r>
+      <w:r>
+        <w:rPr>
+          <w:lang w:val="da-DK"/>
+        </w:rPr>
+        <w:t>.</w:t>
       </w:r>
     </w:p>
     <w:p>
@@ -2327,7 +2461,7 @@
           <w:lang w:val="da-DK"/>
         </w:rPr>
       </w:pPr>
-      <w:bookmarkStart w:id="1" w:name="_Toc116465427"/>
+      <w:bookmarkStart w:id="1" w:name="_Toc169428555"/>
       <w:r>
         <w:rPr>
           <w:lang w:val="da-DK"/>
@@ -2346,7 +2480,13 @@
         <w:rPr>
           <w:lang w:val="da-DK"/>
         </w:rPr>
-        <w:t>SOFD Core er bygget efter følgende grundlæggende principper</w:t>
+        <w:t>OS2sofd</w:t>
+      </w:r>
+      <w:r>
+        <w:rPr>
+          <w:lang w:val="da-DK"/>
+        </w:rPr>
+        <w:t xml:space="preserve"> er bygget efter følgende grundlæggende principper</w:t>
       </w:r>
       <w:r>
         <w:rPr>
@@ -2377,7 +2517,19 @@
         <w:rPr>
           <w:lang w:val="da-DK"/>
         </w:rPr>
-        <w:t>. Data i SOFD Core er opdelt i objekttyper (fx Person, Enhed, Email adresse, Telefonnummer, osv)</w:t>
+        <w:t xml:space="preserve">. Data i </w:t>
+      </w:r>
+      <w:r>
+        <w:rPr>
+          <w:lang w:val="da-DK"/>
+        </w:rPr>
+        <w:t>OS2sofd</w:t>
+      </w:r>
+      <w:r>
+        <w:rPr>
+          <w:lang w:val="da-DK"/>
+        </w:rPr>
+        <w:t xml:space="preserve"> er opdelt i objekttyper (fx Person, Enhed, Email adresse, Telefonnummer, osv)</w:t>
       </w:r>
     </w:p>
     <w:p>
@@ -2446,13 +2598,32 @@
           <w:b/>
           <w:lang w:val="da-DK"/>
         </w:rPr>
-        <w:t>SOFD kan skabe data</w:t>
-      </w:r>
-      <w:r>
-        <w:rPr>
-          <w:lang w:val="da-DK"/>
-        </w:rPr>
-        <w:t>. SOFD Core kan selv være master for data, og opræder på lige</w:t>
+        <w:t>OS2sofd</w:t>
+      </w:r>
+      <w:r>
+        <w:rPr>
+          <w:b/>
+          <w:lang w:val="da-DK"/>
+        </w:rPr>
+        <w:t xml:space="preserve"> kan skabe data</w:t>
+      </w:r>
+      <w:r>
+        <w:rPr>
+          <w:lang w:val="da-DK"/>
+        </w:rPr>
+        <w:t xml:space="preserve">. </w:t>
+      </w:r>
+      <w:r>
+        <w:rPr>
+          <w:lang w:val="da-DK"/>
+        </w:rPr>
+        <w:t>OS2sofd</w:t>
+      </w:r>
+      <w:r>
+        <w:rPr>
+          <w:lang w:val="da-DK"/>
+        </w:rPr>
+        <w:t xml:space="preserve"> kan selv være master for data, og opræder på lige</w:t>
       </w:r>
       <w:r>
         <w:rPr>
@@ -2499,7 +2670,7 @@
           <w:lang w:val="da-DK"/>
         </w:rPr>
       </w:pPr>
-      <w:bookmarkStart w:id="2" w:name="_Toc116465428"/>
+      <w:bookmarkStart w:id="2" w:name="_Toc169428556"/>
       <w:r>
         <w:rPr>
           <w:lang w:val="da-DK"/>
@@ -2510,7 +2681,13 @@
         <w:rPr>
           <w:lang w:val="da-DK"/>
         </w:rPr>
-        <w:t xml:space="preserve"> i SOFD Core</w:t>
+        <w:t xml:space="preserve"> i </w:t>
+      </w:r>
+      <w:r>
+        <w:rPr>
+          <w:lang w:val="da-DK"/>
+        </w:rPr>
+        <w:t>OS2sofd</w:t>
       </w:r>
       <w:bookmarkEnd w:id="2"/>
     </w:p>
@@ -2524,7 +2701,37 @@
         <w:rPr>
           <w:lang w:val="da-DK"/>
         </w:rPr>
-        <w:t>SOFD Core er bygget vha mange forskellige selvstændige moduler, hvor den centrale af disse moduler er SOFD Core ”centralmodulet”, som i daglig tale blot kaldes for SOFD Core backenden.</w:t>
+        <w:t>OS2sofd</w:t>
+      </w:r>
+      <w:r>
+        <w:rPr>
+          <w:lang w:val="da-DK"/>
+        </w:rPr>
+        <w:t xml:space="preserve"> er bygget vha mange forskellige selvstændige moduler, hvor den centrale af disse moduler er </w:t>
+      </w:r>
+      <w:r>
+        <w:rPr>
+          <w:lang w:val="da-DK"/>
+        </w:rPr>
+        <w:t>OS2sofd</w:t>
+      </w:r>
+      <w:r>
+        <w:rPr>
+          <w:lang w:val="da-DK"/>
+        </w:rPr>
+        <w:t xml:space="preserve"> ”centralmodulet”, som i daglig tale blot kaldes for </w:t>
+      </w:r>
+      <w:r>
+        <w:rPr>
+          <w:lang w:val="da-DK"/>
+        </w:rPr>
+        <w:t>OS2sofd</w:t>
+      </w:r>
+      <w:r>
+        <w:rPr>
+          <w:lang w:val="da-DK"/>
+        </w:rPr>
+        <w:t xml:space="preserve"> backenden.</w:t>
       </w:r>
     </w:p>
     <w:p>
@@ -2555,7 +2762,13 @@
         <w:rPr>
           <w:lang w:val="da-DK"/>
         </w:rPr>
-        <w:t>SOFD Core centralmodulet</w:t>
+        <w:t>OS2sofd</w:t>
+      </w:r>
+      <w:r>
+        <w:rPr>
+          <w:lang w:val="da-DK"/>
+        </w:rPr>
+        <w:t xml:space="preserve"> centralmodulet</w:t>
       </w:r>
     </w:p>
     <w:p>
@@ -2573,7 +2786,13 @@
         <w:rPr>
           <w:lang w:val="da-DK"/>
         </w:rPr>
-        <w:t>SOFD Core middleware</w:t>
+        <w:t>OS2sofd</w:t>
+      </w:r>
+      <w:r>
+        <w:rPr>
+          <w:lang w:val="da-DK"/>
+        </w:rPr>
+        <w:t xml:space="preserve"> middleware</w:t>
       </w:r>
     </w:p>
     <w:p>
@@ -2591,7 +2810,13 @@
         <w:rPr>
           <w:lang w:val="da-DK"/>
         </w:rPr>
-        <w:t>SOFD Core agent</w:t>
+        <w:t>OS2sofd</w:t>
+      </w:r>
+      <w:r>
+        <w:rPr>
+          <w:lang w:val="da-DK"/>
+        </w:rPr>
+        <w:t xml:space="preserve"> agent</w:t>
       </w:r>
     </w:p>
     <w:p>
@@ -2623,7 +2848,31 @@
         <w:rPr>
           <w:lang w:val="da-DK"/>
         </w:rPr>
-        <w:t xml:space="preserve"> anvender-kommunen, og håndterer integrationen til kommunens infrastruktur (typisk AD og Exchange servere). Agenterne er den initierende part i alt kommunikation med hhv kommunens infrastruktur og SOFD Core middleware/centralmodul, så der er ikke behov for netværksmæssige ”huller”, da den eksternt hostede del af SOFD Core ikke selv laver opslag i kommunens infrastruktur.</w:t>
+        <w:t xml:space="preserve"> anvender-kommunen, og håndterer integrationen til kommunens infrastruktur (typisk AD og Exchange servere). Agenterne er den initierende part i alt kommunikation med hhv kommunens infrastruktur og </w:t>
+      </w:r>
+      <w:r>
+        <w:rPr>
+          <w:lang w:val="da-DK"/>
+        </w:rPr>
+        <w:t>OS2sofd</w:t>
+      </w:r>
+      <w:r>
+        <w:rPr>
+          <w:lang w:val="da-DK"/>
+        </w:rPr>
+        <w:t xml:space="preserve"> middleware/centralmodul, så der er ikke behov for netværksmæssige ”huller”, da den eksternt hostede del af </w:t>
+      </w:r>
+      <w:r>
+        <w:rPr>
+          <w:lang w:val="da-DK"/>
+        </w:rPr>
+        <w:t>OS2sofd</w:t>
+      </w:r>
+      <w:r>
+        <w:rPr>
+          <w:lang w:val="da-DK"/>
+        </w:rPr>
+        <w:t xml:space="preserve"> ikke selv laver opslag i kommunens infrastruktur.</w:t>
       </w:r>
     </w:p>
     <w:p>
@@ -2637,7 +2886,19 @@
           <w:lang w:val="da-DK"/>
         </w:rPr>
         <w:lastRenderedPageBreak/>
-        <w:t>Middleware er lidt som agenter, men driftes sammen med SOFD Core hos Digital Identity. Typisk kommunikerer en on-premise agent altid gennem en Middleware.</w:t>
+        <w:t xml:space="preserve">Middleware er lidt som agenter, men driftes sammen med </w:t>
+      </w:r>
+      <w:r>
+        <w:rPr>
+          <w:lang w:val="da-DK"/>
+        </w:rPr>
+        <w:t>OS2sofd</w:t>
+      </w:r>
+      <w:r>
+        <w:rPr>
+          <w:lang w:val="da-DK"/>
+        </w:rPr>
+        <w:t xml:space="preserve"> hos Digital Identity. Typisk kommunikerer en on-premise agent altid gennem en Middleware.</w:t>
       </w:r>
     </w:p>
     <w:p>
@@ -2660,12 +2921,24 @@
           <w:lang w:val="da-DK"/>
         </w:rPr>
       </w:pPr>
-      <w:bookmarkStart w:id="3" w:name="_Toc116465429"/>
-      <w:r>
-        <w:rPr>
-          <w:lang w:val="da-DK"/>
-        </w:rPr>
-        <w:t xml:space="preserve">Model og principper bag SOFD Core </w:t>
+      <w:bookmarkStart w:id="3" w:name="_Toc169428557"/>
+      <w:r>
+        <w:rPr>
+          <w:lang w:val="da-DK"/>
+        </w:rPr>
+        <w:t xml:space="preserve">Model og principper bag </w:t>
+      </w:r>
+      <w:r>
+        <w:rPr>
+          <w:lang w:val="da-DK"/>
+        </w:rPr>
+        <w:t>OS2sofd</w:t>
+      </w:r>
+      <w:r>
+        <w:rPr>
+          <w:lang w:val="da-DK"/>
+        </w:rPr>
+        <w:t xml:space="preserve"> </w:t>
       </w:r>
       <w:r>
         <w:rPr>
@@ -2698,7 +2971,19 @@
         <w:rPr>
           <w:lang w:val="da-DK"/>
         </w:rPr>
-        <w:t>Centrallmodulet er den største, og mest komplekse, af modulerne i SOFD Core, og håndterer følgende funktionalitet</w:t>
+        <w:t xml:space="preserve">Centrallmodulet er den største, og mest komplekse, af modulerne i </w:t>
+      </w:r>
+      <w:r>
+        <w:rPr>
+          <w:lang w:val="da-DK"/>
+        </w:rPr>
+        <w:t>OS2sofd</w:t>
+      </w:r>
+      <w:r>
+        <w:rPr>
+          <w:lang w:val="da-DK"/>
+        </w:rPr>
+        <w:t>, og håndterer følgende funktionalitet</w:t>
       </w:r>
     </w:p>
     <w:p>
@@ -2716,7 +3001,13 @@
         <w:rPr>
           <w:lang w:val="da-DK"/>
         </w:rPr>
-        <w:t>Brugergrænesfladen til SOFD Core</w:t>
+        <w:t xml:space="preserve">Brugergrænesfladen til </w:t>
+      </w:r>
+      <w:r>
+        <w:rPr>
+          <w:lang w:val="da-DK"/>
+        </w:rPr>
+        <w:t>OS2sofd</w:t>
       </w:r>
       <w:r>
         <w:rPr>
@@ -2740,7 +3031,13 @@
         <w:rPr>
           <w:lang w:val="da-DK"/>
         </w:rPr>
-        <w:t>API’et på SOFD Core</w:t>
+        <w:t xml:space="preserve">API’et på </w:t>
+      </w:r>
+      <w:r>
+        <w:rPr>
+          <w:lang w:val="da-DK"/>
+        </w:rPr>
+        <w:t>OS2sofd</w:t>
       </w:r>
       <w:r>
         <w:rPr>
@@ -2805,7 +3102,7 @@
           <w:lang w:val="da-DK"/>
         </w:rPr>
       </w:pPr>
-      <w:bookmarkStart w:id="4" w:name="_Toc116465430"/>
+      <w:bookmarkStart w:id="4" w:name="_Toc169428558"/>
       <w:r>
         <w:rPr>
           <w:lang w:val="da-DK"/>
@@ -2822,7 +3119,19 @@
         <w:rPr>
           <w:lang w:val="da-DK"/>
         </w:rPr>
-        <w:t xml:space="preserve"> principper bag SOFD Core middleware</w:t>
+        <w:t xml:space="preserve"> principper bag </w:t>
+      </w:r>
+      <w:r>
+        <w:rPr>
+          <w:lang w:val="da-DK"/>
+        </w:rPr>
+        <w:t>OS2sofd</w:t>
+      </w:r>
+      <w:r>
+        <w:rPr>
+          <w:lang w:val="da-DK"/>
+        </w:rPr>
+        <w:t xml:space="preserve"> middleware</w:t>
       </w:r>
       <w:bookmarkEnd w:id="4"/>
     </w:p>
@@ -2836,20 +3145,80 @@
         <w:rPr>
           <w:lang w:val="da-DK"/>
         </w:rPr>
-        <w:t>For at SOFD Core centralmodulet ikke skal indeholde forretningslogik som er nært forbundet til konkrete kildesystemer (og modtager systemer), er der bygget selvstændige moduler til de enkelte integrationer, også selvom disse integrationer afvikles i samme driftmiljø som SOFD Core centralmodulet.</w:t>
-      </w:r>
-    </w:p>
-    <w:p>
-      <w:pPr>
-        <w:rPr>
-          <w:lang w:val="da-DK"/>
-        </w:rPr>
-      </w:pPr>
-      <w:r>
-        <w:rPr>
-          <w:lang w:val="da-DK"/>
-        </w:rPr>
-        <w:t>Alle middleware moduler anvender API’et på SOFD Core centralmodulet og har ikke direkte adgang til SOFD Cores database. Hermed sikres det at centrale forretningsregler i SOFD Core centralmodulet overholdes, og at data altid er konsistente.</w:t>
+        <w:t xml:space="preserve">For at </w:t>
+      </w:r>
+      <w:r>
+        <w:rPr>
+          <w:lang w:val="da-DK"/>
+        </w:rPr>
+        <w:t>OS2sofd</w:t>
+      </w:r>
+      <w:r>
+        <w:rPr>
+          <w:lang w:val="da-DK"/>
+        </w:rPr>
+        <w:t xml:space="preserve"> centralmodulet ikke skal indeholde forretningslogik som er nært forbundet til konkrete kildesystemer (og modtager systemer), er der bygget selvstændige moduler til de enkelte integrationer, også selvom disse integrationer afvikles i samme driftmiljø som </w:t>
+      </w:r>
+      <w:r>
+        <w:rPr>
+          <w:lang w:val="da-DK"/>
+        </w:rPr>
+        <w:t>OS2sofd</w:t>
+      </w:r>
+      <w:r>
+        <w:rPr>
+          <w:lang w:val="da-DK"/>
+        </w:rPr>
+        <w:t xml:space="preserve"> centralmodulet.</w:t>
+      </w:r>
+    </w:p>
+    <w:p>
+      <w:pPr>
+        <w:rPr>
+          <w:lang w:val="da-DK"/>
+        </w:rPr>
+      </w:pPr>
+      <w:r>
+        <w:rPr>
+          <w:lang w:val="da-DK"/>
+        </w:rPr>
+        <w:t xml:space="preserve">Alle middleware moduler anvender API’et på </w:t>
+      </w:r>
+      <w:r>
+        <w:rPr>
+          <w:lang w:val="da-DK"/>
+        </w:rPr>
+        <w:t>OS2sofd</w:t>
+      </w:r>
+      <w:r>
+        <w:rPr>
+          <w:lang w:val="da-DK"/>
+        </w:rPr>
+        <w:t xml:space="preserve"> centralmodulet og har ikke direkte adgang til </w:t>
+      </w:r>
+      <w:r>
+        <w:rPr>
+          <w:lang w:val="da-DK"/>
+        </w:rPr>
+        <w:t>OS2sofd</w:t>
+      </w:r>
+      <w:r>
+        <w:rPr>
+          <w:lang w:val="da-DK"/>
+        </w:rPr>
+        <w:t xml:space="preserve">s database. Hermed sikres det at centrale forretningsregler i </w:t>
+      </w:r>
+      <w:r>
+        <w:rPr>
+          <w:lang w:val="da-DK"/>
+        </w:rPr>
+        <w:t>OS2sofd</w:t>
+      </w:r>
+      <w:r>
+        <w:rPr>
+          <w:lang w:val="da-DK"/>
+        </w:rPr>
+        <w:t xml:space="preserve"> centralmodulet overholdes, og at data altid er konsistente.</w:t>
       </w:r>
     </w:p>
     <w:p>
@@ -2893,7 +3262,19 @@
         <w:rPr>
           <w:lang w:val="da-DK"/>
         </w:rPr>
-        <w:t xml:space="preserve"> Dette modul modtager rå-data fra kommunens Active Directory (via en af agenterne der afvikles lokalt i kommunen), og holder alle forretningsregler for hvilke data der skal indlæses/opdateres/slettes i SOFD Core centralmodulet.</w:t>
+        <w:t xml:space="preserve"> Dette modul modtager rå-data fra kommunens Active Directory (via en af agenterne der afvikles lokalt i kommunen), og holder alle forretningsregler for hvilke data der skal indlæses/opdateres/slettes i </w:t>
+      </w:r>
+      <w:r>
+        <w:rPr>
+          <w:lang w:val="da-DK"/>
+        </w:rPr>
+        <w:t>OS2sofd</w:t>
+      </w:r>
+      <w:r>
+        <w:rPr>
+          <w:lang w:val="da-DK"/>
+        </w:rPr>
+        <w:t xml:space="preserve"> centralmodulet.</w:t>
       </w:r>
     </w:p>
     <w:p>
@@ -2924,7 +3305,19 @@
         <w:rPr>
           <w:lang w:val="da-DK"/>
         </w:rPr>
-        <w:t xml:space="preserve"> Dette modul kan vedligeholde attributter på AD konti, baseret på stamdata fra SOFD Core, samt oprette, deaktivere og slette AD konti.</w:t>
+        <w:t xml:space="preserve"> Dette modul kan vedligeholde attributter på AD konti, baseret på stamdata fra </w:t>
+      </w:r>
+      <w:r>
+        <w:rPr>
+          <w:lang w:val="da-DK"/>
+        </w:rPr>
+        <w:t>OS2sofd</w:t>
+      </w:r>
+      <w:r>
+        <w:rPr>
+          <w:lang w:val="da-DK"/>
+        </w:rPr>
+        <w:t>, samt oprette, deaktivere og slette AD konti.</w:t>
       </w:r>
     </w:p>
     <w:p>
@@ -2974,13 +3367,19 @@
           <w:b/>
           <w:lang w:val="da-DK"/>
         </w:rPr>
-        <w:t>STIL-kildesystem middleware</w:t>
-      </w:r>
-      <w:r>
-        <w:rPr>
-          <w:lang w:val="da-DK"/>
-        </w:rPr>
-        <w:t>. Dettte modul kalder med regelmæssige intervaller WS-17 hos STIL, og henter alle persondata på uddannelsesområdet, og holder alle forretningsregler for hvilke af disse data der skal indlæses/opdateres/slettes i SOFD Core centralmodulet.</w:t>
+        <w:t>IST Tabulex middleware</w:t>
+      </w:r>
+      <w:r>
+        <w:rPr>
+          <w:lang w:val="da-DK"/>
+        </w:rPr>
+        <w:t>.</w:t>
+      </w:r>
+      <w:r>
+        <w:rPr>
+          <w:lang w:val="da-DK"/>
+        </w:rPr>
+        <w:t xml:space="preserve"> Dette modul overfører oplysninger om ansatte på skoleområdet til IST Tabulex, som efterfølgende ajourføre SkoleGrunddata med samme oplysninger.</w:t>
       </w:r>
     </w:p>
     <w:p>
@@ -2999,8 +3398,7 @@
           <w:b/>
           <w:lang w:val="da-DK"/>
         </w:rPr>
-        <w:lastRenderedPageBreak/>
-        <w:t>OPUS-kildesystem middleware</w:t>
+        <w:t>WS10 middleware</w:t>
       </w:r>
       <w:r>
         <w:rPr>
@@ -3012,7 +3410,7 @@
         <w:rPr>
           <w:lang w:val="da-DK"/>
         </w:rPr>
-        <w:t xml:space="preserve"> Dette modul overvåger S3 (AWS simpel storage service – en slags FTP server i driftsmiljøet) for nye OPUS udtræk, og når der kommer en ny fil, afgør middlewaren hvilke data der skal indlæses/opdateres/slettes i SOFD Core centralmodulet.</w:t>
+        <w:t xml:space="preserve"> Dette modul overfører data fra OS2sofd, beriget med rolleoplysninger fra OS2rollekatalog, til WS10 så SkoleGrunddata opdateres direkte</w:t>
       </w:r>
     </w:p>
     <w:p>
@@ -3031,13 +3429,32 @@
           <w:b/>
           <w:lang w:val="da-DK"/>
         </w:rPr>
-        <w:t>OPUS opdaterings middleware</w:t>
-      </w:r>
-      <w:r>
-        <w:rPr>
-          <w:lang w:val="da-DK"/>
-        </w:rPr>
-        <w:t>. Dette modul kan vedligeholde infotype 105 i OPUS Løn og Personale, til oprettelse og nedlæggelse af OPUS brugerkonti.</w:t>
+        <w:lastRenderedPageBreak/>
+        <w:t>OPUS-kildesystem middleware</w:t>
+      </w:r>
+      <w:r>
+        <w:rPr>
+          <w:lang w:val="da-DK"/>
+        </w:rPr>
+        <w:t>.</w:t>
+      </w:r>
+      <w:r>
+        <w:rPr>
+          <w:lang w:val="da-DK"/>
+        </w:rPr>
+        <w:t xml:space="preserve"> Dette modul overvåger S3 (AWS simpel storage service – en slags FTP server i driftsmiljøet) for nye OPUS udtræk, og når der kommer en ny fil, afgør middlewaren hvilke data der skal indlæses/opdateres/slettes i </w:t>
+      </w:r>
+      <w:r>
+        <w:rPr>
+          <w:lang w:val="da-DK"/>
+        </w:rPr>
+        <w:t>OS2sofd</w:t>
+      </w:r>
+      <w:r>
+        <w:rPr>
+          <w:lang w:val="da-DK"/>
+        </w:rPr>
+        <w:t xml:space="preserve"> centralmodulet.</w:t>
       </w:r>
     </w:p>
     <w:p>
@@ -3056,13 +3473,13 @@
           <w:b/>
           <w:lang w:val="da-DK"/>
         </w:rPr>
-        <w:t>CICS-kildesystem middleware</w:t>
-      </w:r>
-      <w:r>
-        <w:rPr>
-          <w:lang w:val="da-DK"/>
-        </w:rPr>
-        <w:t>. Dette modul modtager rå-data fra kommunens KSP/CICS, og indlæser oplysninger om brugerkonti på personerne i SOFD Core.</w:t>
+        <w:t>OPUS opdaterings middleware</w:t>
+      </w:r>
+      <w:r>
+        <w:rPr>
+          <w:lang w:val="da-DK"/>
+        </w:rPr>
+        <w:t>. Dette modul kan vedligeholde infotype 105 i OPUS Løn og Personale, til oprettelse og nedlæggelse af OPUS brugerkonti.</w:t>
       </w:r>
     </w:p>
     <w:p>
@@ -3081,13 +3498,25 @@
           <w:b/>
           <w:lang w:val="da-DK"/>
         </w:rPr>
-        <w:t>CICS opdaterings middleware</w:t>
-      </w:r>
-      <w:r>
-        <w:rPr>
-          <w:lang w:val="da-DK"/>
-        </w:rPr>
-        <w:t>. Dette modul kan oprette og nedlægge CICS brugerkonti i kommunens KSP/CICS miljø.</w:t>
+        <w:t>CICS-kildesystem middleware</w:t>
+      </w:r>
+      <w:r>
+        <w:rPr>
+          <w:lang w:val="da-DK"/>
+        </w:rPr>
+        <w:t xml:space="preserve">. Dette modul modtager rå-data fra kommunens KSP/CICS, og indlæser oplysninger om brugerkonti på personerne i </w:t>
+      </w:r>
+      <w:r>
+        <w:rPr>
+          <w:lang w:val="da-DK"/>
+        </w:rPr>
+        <w:t>OS2sofd</w:t>
+      </w:r>
+      <w:r>
+        <w:rPr>
+          <w:lang w:val="da-DK"/>
+        </w:rPr>
+        <w:t>.</w:t>
       </w:r>
     </w:p>
     <w:p>
@@ -3106,19 +3535,13 @@
           <w:b/>
           <w:lang w:val="da-DK"/>
         </w:rPr>
-        <w:t>SD Løn kildesystem middleware</w:t>
-      </w:r>
-      <w:r>
-        <w:rPr>
-          <w:lang w:val="da-DK"/>
-        </w:rPr>
-        <w:t>.</w:t>
-      </w:r>
-      <w:r>
-        <w:rPr>
-          <w:lang w:val="da-DK"/>
-        </w:rPr>
-        <w:t xml:space="preserve"> Dette modul kan udlæse ansættelser fra SD Løn og indlæse dem på personer i SOFD Core.</w:t>
+        <w:t>CICS opdaterings middleware</w:t>
+      </w:r>
+      <w:r>
+        <w:rPr>
+          <w:lang w:val="da-DK"/>
+        </w:rPr>
+        <w:t>. Dette modul kan oprette og nedlægge CICS brugerkonti i kommunens KSP/CICS miljø.</w:t>
       </w:r>
     </w:p>
     <w:p>
@@ -3137,7 +3560,7 @@
           <w:b/>
           <w:lang w:val="da-DK"/>
         </w:rPr>
-        <w:t>SD Løn opdaterings modul</w:t>
+        <w:t>SD Løn kildesystem middleware</w:t>
       </w:r>
       <w:r>
         <w:rPr>
@@ -3149,7 +3572,19 @@
         <w:rPr>
           <w:lang w:val="da-DK"/>
         </w:rPr>
-        <w:t xml:space="preserve"> Dette modul kan opdatere organisationen (enheds-hierarkiet) i SD Løn på baggrund af data fra SOFD Core.</w:t>
+        <w:t xml:space="preserve"> Dette modul kan udlæse ansættelser fra SD Løn og indlæse dem på personer i </w:t>
+      </w:r>
+      <w:r>
+        <w:rPr>
+          <w:lang w:val="da-DK"/>
+        </w:rPr>
+        <w:t>OS2sofd</w:t>
+      </w:r>
+      <w:r>
+        <w:rPr>
+          <w:lang w:val="da-DK"/>
+        </w:rPr>
+        <w:t>.</w:t>
       </w:r>
     </w:p>
     <w:p>
@@ -3168,27 +3603,31 @@
           <w:b/>
           <w:lang w:val="da-DK"/>
         </w:rPr>
-        <w:t xml:space="preserve">ØS Indsigt opdaterings modul. </w:t>
-      </w:r>
-      <w:r>
-        <w:rPr>
-          <w:bCs/>
-          <w:lang w:val="da-DK"/>
-        </w:rPr>
-        <w:t>Dette modul kan</w:t>
-      </w:r>
-      <w:r>
-        <w:rPr>
-          <w:bCs/>
-          <w:lang w:val="da-DK"/>
-        </w:rPr>
-        <w:t xml:space="preserve"> </w:t>
-      </w:r>
-      <w:r>
-        <w:rPr>
-          <w:lang w:val="da-DK"/>
-        </w:rPr>
-        <w:t>opdatere organisationen (enheds-hierarkiet) i SD Løn på baggrund af data fra SOFD Core.</w:t>
+        <w:t>SD Løn opdaterings modul</w:t>
+      </w:r>
+      <w:r>
+        <w:rPr>
+          <w:lang w:val="da-DK"/>
+        </w:rPr>
+        <w:t>.</w:t>
+      </w:r>
+      <w:r>
+        <w:rPr>
+          <w:lang w:val="da-DK"/>
+        </w:rPr>
+        <w:t xml:space="preserve"> Dette modul kan opdatere organisationen (enheds-hierarkiet) i SD Løn på baggrund af data fra </w:t>
+      </w:r>
+      <w:r>
+        <w:rPr>
+          <w:lang w:val="da-DK"/>
+        </w:rPr>
+        <w:t>OS2sofd</w:t>
+      </w:r>
+      <w:r>
+        <w:rPr>
+          <w:lang w:val="da-DK"/>
+        </w:rPr>
+        <w:t>.</w:t>
       </w:r>
     </w:p>
     <w:p>
@@ -3207,13 +3646,39 @@
           <w:b/>
           <w:lang w:val="da-DK"/>
         </w:rPr>
-        <w:t>Signaturcentral middleware</w:t>
-      </w:r>
-      <w:r>
-        <w:rPr>
-          <w:lang w:val="da-DK"/>
-        </w:rPr>
-        <w:t>. Dette modul modtager rå-data fra kommunens Signaturcenral, og indlæser oplysninger om medarbejdersiganturer på personerne i SOFD Core.</w:t>
+        <w:t xml:space="preserve">ØS Indsigt opdaterings modul. </w:t>
+      </w:r>
+      <w:r>
+        <w:rPr>
+          <w:bCs/>
+          <w:lang w:val="da-DK"/>
+        </w:rPr>
+        <w:t>Dette modul kan</w:t>
+      </w:r>
+      <w:r>
+        <w:rPr>
+          <w:bCs/>
+          <w:lang w:val="da-DK"/>
+        </w:rPr>
+        <w:t xml:space="preserve"> </w:t>
+      </w:r>
+      <w:r>
+        <w:rPr>
+          <w:lang w:val="da-DK"/>
+        </w:rPr>
+        <w:t xml:space="preserve">opdatere organisationen (enheds-hierarkiet) i SD Løn på baggrund af data fra </w:t>
+      </w:r>
+      <w:r>
+        <w:rPr>
+          <w:lang w:val="da-DK"/>
+        </w:rPr>
+        <w:t>OS2sofd</w:t>
+      </w:r>
+      <w:r>
+        <w:rPr>
+          <w:lang w:val="da-DK"/>
+        </w:rPr>
+        <w:t>.</w:t>
       </w:r>
     </w:p>
     <w:p>
@@ -3232,7 +3697,14 @@
           <w:b/>
           <w:lang w:val="da-DK"/>
         </w:rPr>
-        <w:t>STS Organisation middleware</w:t>
+        <w:t>FK</w:t>
+      </w:r>
+      <w:r>
+        <w:rPr>
+          <w:b/>
+          <w:lang w:val="da-DK"/>
+        </w:rPr>
+        <w:t xml:space="preserve"> Organisation middleware</w:t>
       </w:r>
       <w:r>
         <w:rPr>
@@ -3244,7 +3716,43 @@
         <w:rPr>
           <w:lang w:val="da-DK"/>
         </w:rPr>
-        <w:t xml:space="preserve"> Dette modul abonnerer på hændelser fra SOFD Core centralmodulets hændelseskø, og ved ændringer til relevante data, sendes disse til STS Organisation, så støttesystemerne afspejler de data der ligger i SOFD Core centralmodulet. Denne middleware er bygget på OS2sync produktet.</w:t>
+        <w:t xml:space="preserve"> Dette modul abonnerer på hændelser fra </w:t>
+      </w:r>
+      <w:r>
+        <w:rPr>
+          <w:lang w:val="da-DK"/>
+        </w:rPr>
+        <w:t>OS2sofd</w:t>
+      </w:r>
+      <w:r>
+        <w:rPr>
+          <w:lang w:val="da-DK"/>
+        </w:rPr>
+        <w:t xml:space="preserve"> centralmodulets hændelseskø, og ved ændringer til relevante data, sendes disse til </w:t>
+      </w:r>
+      <w:r>
+        <w:rPr>
+          <w:lang w:val="da-DK"/>
+        </w:rPr>
+        <w:t>FK</w:t>
+      </w:r>
+      <w:r>
+        <w:rPr>
+          <w:lang w:val="da-DK"/>
+        </w:rPr>
+        <w:t xml:space="preserve"> Organisation, så støttesystemerne afspejler de data der ligger i </w:t>
+      </w:r>
+      <w:r>
+        <w:rPr>
+          <w:lang w:val="da-DK"/>
+        </w:rPr>
+        <w:t>OS2sofd</w:t>
+      </w:r>
+      <w:r>
+        <w:rPr>
+          <w:lang w:val="da-DK"/>
+        </w:rPr>
+        <w:t xml:space="preserve"> centralmodulet. Denne middleware er bygget på OS2sync produktet.</w:t>
       </w:r>
     </w:p>
     <w:p>
@@ -3263,7 +3771,14 @@
           <w:b/>
           <w:lang w:val="da-DK"/>
         </w:rPr>
-        <w:t>STS Klassifikation middleware</w:t>
+        <w:t>FK</w:t>
+      </w:r>
+      <w:r>
+        <w:rPr>
+          <w:b/>
+          <w:lang w:val="da-DK"/>
+        </w:rPr>
+        <w:t xml:space="preserve"> Klassifikation middleware</w:t>
       </w:r>
       <w:r>
         <w:rPr>
@@ -3275,7 +3790,19 @@
         <w:rPr>
           <w:lang w:val="da-DK"/>
         </w:rPr>
-        <w:t xml:space="preserve"> Dette modul udlæser klassifikationer fra støttesystemet og gør dem tilgængelige i SOFD Core brugergrænsefladen, fx til KLE opmærkning af organisationen.</w:t>
+        <w:t xml:space="preserve"> Dette modul udlæser klassifikationer fra støttesystemet og gør dem tilgængelige i </w:t>
+      </w:r>
+      <w:r>
+        <w:rPr>
+          <w:lang w:val="da-DK"/>
+        </w:rPr>
+        <w:t>OS2sofd</w:t>
+      </w:r>
+      <w:r>
+        <w:rPr>
+          <w:lang w:val="da-DK"/>
+        </w:rPr>
+        <w:t xml:space="preserve"> brugergrænsefladen, fx til KLE opmærkning af organisationen.</w:t>
       </w:r>
     </w:p>
     <w:p>
@@ -3300,7 +3827,19 @@
         <w:rPr>
           <w:lang w:val="da-DK"/>
         </w:rPr>
-        <w:t>. Dette modul kan udlæse familierelationer og indlæse på personer i SOFD Core.</w:t>
+        <w:t xml:space="preserve">. Dette modul kan udlæse familierelationer og indlæse på personer i </w:t>
+      </w:r>
+      <w:r>
+        <w:rPr>
+          <w:lang w:val="da-DK"/>
+        </w:rPr>
+        <w:t>OS2sofd</w:t>
+      </w:r>
+      <w:r>
+        <w:rPr>
+          <w:lang w:val="da-DK"/>
+        </w:rPr>
+        <w:t>.</w:t>
       </w:r>
     </w:p>
     <w:p>
@@ -3331,7 +3870,31 @@
         <w:rPr>
           <w:lang w:val="da-DK"/>
         </w:rPr>
-        <w:t>Dette modul laver regelmæssigt en fuld udlæsning af alle AD-konti fra SOFD Core centralmodulet, og overfører dem til OS2rollekatalog. Der laves samtidig en overførsel af alle enheder fra SOFD Core centralmodulet.</w:t>
+        <w:t xml:space="preserve">Dette modul laver regelmæssigt en fuld udlæsning af alle AD-konti fra </w:t>
+      </w:r>
+      <w:r>
+        <w:rPr>
+          <w:lang w:val="da-DK"/>
+        </w:rPr>
+        <w:t>OS2sofd</w:t>
+      </w:r>
+      <w:r>
+        <w:rPr>
+          <w:lang w:val="da-DK"/>
+        </w:rPr>
+        <w:t xml:space="preserve"> centralmodulet, og overfører dem til OS2rollekatalog. Der laves samtidig en overførsel af alle enheder fra </w:t>
+      </w:r>
+      <w:r>
+        <w:rPr>
+          <w:lang w:val="da-DK"/>
+        </w:rPr>
+        <w:t>OS2sofd</w:t>
+      </w:r>
+      <w:r>
+        <w:rPr>
+          <w:lang w:val="da-DK"/>
+        </w:rPr>
+        <w:t xml:space="preserve"> centralmodulet.</w:t>
       </w:r>
     </w:p>
     <w:p>
@@ -3455,7 +4018,19 @@
         <w:rPr>
           <w:lang w:val="da-DK"/>
         </w:rPr>
-        <w:t>. Dette modul er bygget som en gennemstillingskomponent, der kan konfigureres med flere SMS gateway modtagere. Der er pt udviklet integration til én SMS gateway, Computopic, men det er muligt at tilføje flere gateways til middleware modulet, uden at skulle ændre noget i SOFD Core centramodulet.</w:t>
+        <w:t xml:space="preserve">. Dette modul er bygget som en gennemstillingskomponent, der kan konfigureres med flere SMS gateway modtagere. Der er pt udviklet integration til én SMS gateway, Computopic, men det er muligt at tilføje flere gateways til middleware modulet, uden at skulle ændre noget i </w:t>
+      </w:r>
+      <w:r>
+        <w:rPr>
+          <w:lang w:val="da-DK"/>
+        </w:rPr>
+        <w:t>OS2sofd</w:t>
+      </w:r>
+      <w:r>
+        <w:rPr>
+          <w:lang w:val="da-DK"/>
+        </w:rPr>
+        <w:t xml:space="preserve"> centramodulet.</w:t>
       </w:r>
     </w:p>
     <w:p>
@@ -3500,32 +4075,18 @@
           <w:lang w:val="da-DK"/>
         </w:rPr>
       </w:pPr>
-      <w:proofErr w:type="spellStart"/>
       <w:r>
         <w:rPr>
           <w:b/>
           <w:bCs/>
-        </w:rPr>
-        <w:t>Columna</w:t>
-      </w:r>
-      <w:proofErr w:type="spellEnd"/>
-      <w:r>
-        <w:rPr>
-          <w:b/>
-          <w:bCs/>
-        </w:rPr>
-        <w:t xml:space="preserve"> </w:t>
-      </w:r>
-      <w:proofErr w:type="spellStart"/>
-      <w:r>
-        <w:rPr>
-          <w:b/>
-          <w:bCs/>
-        </w:rPr>
-        <w:t>Cura</w:t>
-      </w:r>
-      <w:proofErr w:type="spellEnd"/>
-      <w:r>
+          <w:lang w:val="da-DK"/>
+        </w:rPr>
+        <w:t>Columna Cura</w:t>
+      </w:r>
+      <w:r>
+        <w:rPr>
+          <w:lang w:val="da-DK"/>
+        </w:rPr>
         <w:t xml:space="preserve">. </w:t>
       </w:r>
       <w:r>
@@ -3556,37 +4117,53 @@
         <w:rPr>
           <w:b/>
           <w:bCs/>
+          <w:lang w:val="da-DK"/>
+        </w:rPr>
+        <w:t>KMD Nexus</w:t>
+      </w:r>
+      <w:r>
+        <w:rPr>
+          <w:lang w:val="da-DK"/>
+        </w:rPr>
+        <w:t xml:space="preserve">. </w:t>
+      </w:r>
+      <w:r>
+        <w:rPr>
+          <w:lang w:val="da-DK"/>
+        </w:rPr>
+        <w:t>Dette modul sikrer opdateringen a</w:t>
+      </w:r>
+      <w:r>
+        <w:rPr>
+          <w:lang w:val="da-DK"/>
+        </w:rPr>
+        <w:t>f stamdata på brugere inde i KMD Nexus, herunder også samspil med rettigheder opsat i OS2rollekatalog</w:t>
+      </w:r>
+    </w:p>
+    <w:p>
+      <w:pPr>
+        <w:rPr>
+          <w:lang w:val="da-DK"/>
+        </w:rPr>
+      </w:pPr>
+      <w:r>
+        <w:rPr>
+          <w:lang w:val="da-DK"/>
         </w:rPr>
         <w:lastRenderedPageBreak/>
-        <w:t>KMD Nexus</w:t>
-      </w:r>
-      <w:r>
-        <w:t xml:space="preserve">. </w:t>
-      </w:r>
-      <w:r>
-        <w:rPr>
-          <w:lang w:val="da-DK"/>
-        </w:rPr>
-        <w:t>Dette modul sikrer opdateringen a</w:t>
-      </w:r>
-      <w:r>
-        <w:rPr>
-          <w:lang w:val="da-DK"/>
-        </w:rPr>
-        <w:t>f stamdata på brugere inde i KMD Nexus, herunder også samspil med rettigheder opsat i OS2rollekatalog</w:t>
-      </w:r>
-    </w:p>
-    <w:p>
-      <w:pPr>
-        <w:rPr>
-          <w:lang w:val="da-DK"/>
-        </w:rPr>
-      </w:pPr>
-      <w:r>
-        <w:rPr>
-          <w:lang w:val="da-DK"/>
-        </w:rPr>
-        <w:t>Generelt gælder den regel at SOFD Core centralmodulet ikke selv håndterer udgående og indgående integrationer.</w:t>
+        <w:t xml:space="preserve">Generelt gælder den regel at </w:t>
+      </w:r>
+      <w:r>
+        <w:rPr>
+          <w:lang w:val="da-DK"/>
+        </w:rPr>
+        <w:t>OS2sofd</w:t>
+      </w:r>
+      <w:r>
+        <w:rPr>
+          <w:lang w:val="da-DK"/>
+        </w:rPr>
+        <w:t xml:space="preserve"> centralmodulet ikke selv håndterer udgående og indgående integrationer.</w:t>
       </w:r>
       <w:r>
         <w:rPr>
@@ -3617,7 +4194,31 @@
         <w:rPr>
           <w:lang w:val="da-DK"/>
         </w:rPr>
-        <w:t>. De enkelte middleware moduler kan baserer sig på hvad end programmeringssprog, framework, produkter og platforme som man ønsker, og man er ikke bundet af SOFD Core centralmodulets teknologi. Fx er middleware der håndterer integrationen til STS Organisation baseret på OS2sync, der er et C# produkt. Da SOFD Core centralmodulet er lavet i Java, ville det havde forhindret denne anvendelse af OS2sync, hvilke centralmodulet selv skulle håndtere integrationen.</w:t>
+        <w:t xml:space="preserve">. De enkelte middleware moduler kan baserer sig på hvad end programmeringssprog, framework, produkter og platforme som man ønsker, og man er ikke bundet af </w:t>
+      </w:r>
+      <w:r>
+        <w:rPr>
+          <w:lang w:val="da-DK"/>
+        </w:rPr>
+        <w:t>OS2sofd</w:t>
+      </w:r>
+      <w:r>
+        <w:rPr>
+          <w:lang w:val="da-DK"/>
+        </w:rPr>
+        <w:t xml:space="preserve"> centralmodulets teknologi. Fx er middleware der håndterer integrationen til STS Organisation baseret på OS2sync, der er et C# produkt. Da </w:t>
+      </w:r>
+      <w:r>
+        <w:rPr>
+          <w:lang w:val="da-DK"/>
+        </w:rPr>
+        <w:t>OS2sofd</w:t>
+      </w:r>
+      <w:r>
+        <w:rPr>
+          <w:lang w:val="da-DK"/>
+        </w:rPr>
+        <w:t xml:space="preserve"> centralmodulet er lavet i Java, ville det havde forhindret denne anvendelse af OS2sync, hvilke centralmodulet selv skulle håndtere integrationen.</w:t>
       </w:r>
     </w:p>
     <w:p>
@@ -3677,12 +4278,24 @@
           <w:lang w:val="da-DK"/>
         </w:rPr>
       </w:pPr>
-      <w:bookmarkStart w:id="5" w:name="_Toc116465431"/>
-      <w:r>
-        <w:rPr>
-          <w:lang w:val="da-DK"/>
-        </w:rPr>
-        <w:t>Model og principper bag SOFD Core agenterne</w:t>
+      <w:bookmarkStart w:id="5" w:name="_Toc169428559"/>
+      <w:r>
+        <w:rPr>
+          <w:lang w:val="da-DK"/>
+        </w:rPr>
+        <w:t xml:space="preserve">Model og principper bag </w:t>
+      </w:r>
+      <w:r>
+        <w:rPr>
+          <w:lang w:val="da-DK"/>
+        </w:rPr>
+        <w:t>OS2sofd</w:t>
+      </w:r>
+      <w:r>
+        <w:rPr>
+          <w:lang w:val="da-DK"/>
+        </w:rPr>
+        <w:t xml:space="preserve"> agenterne</w:t>
       </w:r>
       <w:bookmarkEnd w:id="5"/>
     </w:p>
@@ -3696,20 +4309,44 @@
         <w:rPr>
           <w:lang w:val="da-DK"/>
         </w:rPr>
-        <w:t>For at respektere netværksgrænserne mellem SOFD Core middleware modulerne, og kommunens interne netværk, er der udviklet agenter, som håndterer selve integrationen til de lokale kommunale it-systemer.</w:t>
-      </w:r>
-    </w:p>
-    <w:p>
-      <w:pPr>
-        <w:rPr>
-          <w:lang w:val="da-DK"/>
-        </w:rPr>
-      </w:pPr>
-      <w:r>
-        <w:rPr>
-          <w:lang w:val="da-DK"/>
-        </w:rPr>
-        <w:t>Disse agenter holder så få forretningsregler som muligt, med fokus på at holde den simple og robuste. Fx håndterer integrationen til AD (udlæsning af kildedata) alene udlæsning af data, og så overførsel til SOFD Core middlewaremodulet. Der tages så få forretningsbeslutninger som muligt, da disse håndteres af det tilhørende middleware modul.</w:t>
+        <w:t xml:space="preserve">For at respektere netværksgrænserne mellem </w:t>
+      </w:r>
+      <w:r>
+        <w:rPr>
+          <w:lang w:val="da-DK"/>
+        </w:rPr>
+        <w:t>OS2sofd</w:t>
+      </w:r>
+      <w:r>
+        <w:rPr>
+          <w:lang w:val="da-DK"/>
+        </w:rPr>
+        <w:t xml:space="preserve"> middleware modulerne, og kommunens interne netværk, er der udviklet agenter, som håndterer selve integrationen til de lokale kommunale it-systemer.</w:t>
+      </w:r>
+    </w:p>
+    <w:p>
+      <w:pPr>
+        <w:rPr>
+          <w:lang w:val="da-DK"/>
+        </w:rPr>
+      </w:pPr>
+      <w:r>
+        <w:rPr>
+          <w:lang w:val="da-DK"/>
+        </w:rPr>
+        <w:t xml:space="preserve">Disse agenter holder så få forretningsregler som muligt, med fokus på at holde den simple og robuste. Fx håndterer integrationen til AD (udlæsning af kildedata) alene udlæsning af data, og så overførsel til </w:t>
+      </w:r>
+      <w:r>
+        <w:rPr>
+          <w:lang w:val="da-DK"/>
+        </w:rPr>
+        <w:t>OS2sofd</w:t>
+      </w:r>
+      <w:r>
+        <w:rPr>
+          <w:lang w:val="da-DK"/>
+        </w:rPr>
+        <w:t xml:space="preserve"> middlewaremodulet. Der tages så få forretningsbeslutninger som muligt, da disse håndteres af det tilhørende middleware modul.</w:t>
       </w:r>
     </w:p>
     <w:p>
@@ -3735,7 +4372,19 @@
         <w:rPr>
           <w:lang w:val="da-DK"/>
         </w:rPr>
-        <w:t>Der findes pt følgende SOFD Core agenter</w:t>
+        <w:t xml:space="preserve">Der findes pt følgende </w:t>
+      </w:r>
+      <w:r>
+        <w:rPr>
+          <w:lang w:val="da-DK"/>
+        </w:rPr>
+        <w:t>OS2sofd</w:t>
+      </w:r>
+      <w:r>
+        <w:rPr>
+          <w:lang w:val="da-DK"/>
+        </w:rPr>
+        <w:t xml:space="preserve"> agenter</w:t>
       </w:r>
     </w:p>
     <w:p>
@@ -3828,7 +4477,19 @@
         <w:rPr>
           <w:lang w:val="da-DK"/>
         </w:rPr>
-        <w:t xml:space="preserve"> Denne agent er den mest komplekse af de nuværende agenter. Den abonnerer på hændelser direkte på SOFD Core centralmodulets hændelseskø, og på baggrund af disse hændelser kan den udføre følgende operationer</w:t>
+        <w:t xml:space="preserve"> Denne agent er den mest komplekse af de nuværende agenter. Den abonnerer på hændelser direkte på </w:t>
+      </w:r>
+      <w:r>
+        <w:rPr>
+          <w:lang w:val="da-DK"/>
+        </w:rPr>
+        <w:t>OS2sofd</w:t>
+      </w:r>
+      <w:r>
+        <w:rPr>
+          <w:lang w:val="da-DK"/>
+        </w:rPr>
+        <w:t xml:space="preserve"> centralmodulets hændelseskø, og på baggrund af disse hændelser kan den udføre følgende operationer</w:t>
       </w:r>
     </w:p>
     <w:p>
@@ -3930,21 +4591,27 @@
         <w:rPr>
           <w:lang w:val="da-DK"/>
         </w:rPr>
+        <w:t>Nedlægge Exchange konti</w:t>
+      </w:r>
+    </w:p>
+    <w:p>
+      <w:pPr>
+        <w:rPr>
+          <w:lang w:val="da-DK"/>
+        </w:rPr>
+      </w:pPr>
+      <w:r>
+        <w:rPr>
+          <w:lang w:val="da-DK"/>
+        </w:rPr>
+        <w:t xml:space="preserve">De to første moduler forholder sig kun ganske lidt til data, og overfører dem blot til middleware modulerne. Det sidste modul modtager konkrete bestillinger på </w:t>
+      </w:r>
+      <w:r>
+        <w:rPr>
+          <w:lang w:val="da-DK"/>
+        </w:rPr>
         <w:lastRenderedPageBreak/>
-        <w:t>Nedlægge Exchange konti</w:t>
-      </w:r>
-    </w:p>
-    <w:p>
-      <w:pPr>
-        <w:rPr>
-          <w:lang w:val="da-DK"/>
-        </w:rPr>
-      </w:pPr>
-      <w:r>
-        <w:rPr>
-          <w:lang w:val="da-DK"/>
-        </w:rPr>
-        <w:t>De to første moduler forholder sig kun ganske lidt til data, og overfører dem blot til middleware modulerne. Det sidste modul modtager konkrete bestillinger på oprettelse/nedlæggelse</w:t>
+        <w:t>oprettelse/nedlæggelse</w:t>
       </w:r>
       <w:r>
         <w:rPr>
@@ -3956,7 +4623,31 @@
         <w:rPr>
           <w:lang w:val="da-DK"/>
         </w:rPr>
-        <w:t xml:space="preserve"> af konti. Der er dermed ikke nogen forretningsbeslutninger vedrørende oprettelse og nedlæggelse i selve agenten, disse styres i SOFD Core centralmodulet, men agenten udfører de konkrete bestillinger, og rapporterer status på disse tilbage til SOFD Core centralmodulet via dennes API.</w:t>
+        <w:t xml:space="preserve"> af konti. Der er dermed ikke nogen forretningsbeslutninger vedrørende oprettelse og nedlæggelse i selve agenten, disse styres i </w:t>
+      </w:r>
+      <w:r>
+        <w:rPr>
+          <w:lang w:val="da-DK"/>
+        </w:rPr>
+        <w:t>OS2sofd</w:t>
+      </w:r>
+      <w:r>
+        <w:rPr>
+          <w:lang w:val="da-DK"/>
+        </w:rPr>
+        <w:t xml:space="preserve"> centralmodulet, men agenten udfører de konkrete bestillinger, og rapporterer status på disse tilbage til </w:t>
+      </w:r>
+      <w:r>
+        <w:rPr>
+          <w:lang w:val="da-DK"/>
+        </w:rPr>
+        <w:t>OS2sofd</w:t>
+      </w:r>
+      <w:r>
+        <w:rPr>
+          <w:lang w:val="da-DK"/>
+        </w:rPr>
+        <w:t xml:space="preserve"> centralmodulet via dennes API.</w:t>
       </w:r>
     </w:p>
     <w:p>
@@ -3966,7 +4657,7 @@
           <w:lang w:val="da-DK"/>
         </w:rPr>
       </w:pPr>
-      <w:bookmarkStart w:id="6" w:name="_Toc116465432"/>
+      <w:bookmarkStart w:id="6" w:name="_Toc169428560"/>
       <w:r>
         <w:rPr>
           <w:lang w:val="da-DK"/>
@@ -4006,7 +4697,7 @@
           <w:lang w:val="da-DK"/>
         </w:rPr>
         <w:drawing>
-          <wp:inline distT="0" distB="0" distL="0" distR="0" wp14:anchorId="40858086" wp14:editId="5CA07B8E">
+          <wp:inline distT="0" distB="0" distL="0" distR="0" wp14:anchorId="40858086" wp14:editId="247B8A05">
             <wp:extent cx="5900379" cy="3436213"/>
             <wp:effectExtent l="0" t="0" r="0" b="0"/>
             <wp:docPr id="2" name="Picture 2"/>
@@ -4072,7 +4763,7 @@
           <w:lang w:val="da-DK"/>
         </w:rPr>
       </w:pPr>
-      <w:bookmarkStart w:id="7" w:name="_Toc116465433"/>
+      <w:bookmarkStart w:id="7" w:name="_Toc169428561"/>
       <w:r>
         <w:rPr>
           <w:lang w:val="da-DK"/>
@@ -4091,7 +4782,13 @@
         <w:rPr>
           <w:lang w:val="da-DK"/>
         </w:rPr>
-        <w:t>SOFD Core er designet til at holde sandheden o</w:t>
+        <w:t>OS2sofd</w:t>
+      </w:r>
+      <w:r>
+        <w:rPr>
+          <w:lang w:val="da-DK"/>
+        </w:rPr>
+        <w:t xml:space="preserve"> er designet til at holde sandheden o</w:t>
       </w:r>
       <w:r>
         <w:rPr>
@@ -4103,20 +4800,44 @@
         <w:rPr>
           <w:lang w:val="da-DK"/>
         </w:rPr>
-        <w:t xml:space="preserve"> forretningsdata, og danne grundlag for de processer og arbejdsgange som drives af disse data. SOFD Core indgår som aktivt led i flere af disse processer, og der er både brugergrænseflade-funktionalitet, samt automatik, til at understøtte disse.</w:t>
-      </w:r>
-    </w:p>
-    <w:p>
-      <w:pPr>
-        <w:rPr>
-          <w:lang w:val="da-DK"/>
-        </w:rPr>
-      </w:pPr>
-      <w:r>
-        <w:rPr>
-          <w:lang w:val="da-DK"/>
-        </w:rPr>
-        <w:t>Nedenfor er listet den funktionalitet som SOFD Core pt indeholder, samt hvad funktionaliteten er tiltænkt anvendt til.</w:t>
+        <w:t xml:space="preserve"> forretningsdata, og danne grundlag for de processer og arbejdsgange som drives af disse data. </w:t>
+      </w:r>
+      <w:r>
+        <w:rPr>
+          <w:lang w:val="da-DK"/>
+        </w:rPr>
+        <w:t>OS2sofd</w:t>
+      </w:r>
+      <w:r>
+        <w:rPr>
+          <w:lang w:val="da-DK"/>
+        </w:rPr>
+        <w:t xml:space="preserve"> indgår som aktivt led i flere af disse processer, og der er både brugergrænseflade-funktionalitet, samt automatik, til at understøtte disse.</w:t>
+      </w:r>
+    </w:p>
+    <w:p>
+      <w:pPr>
+        <w:rPr>
+          <w:lang w:val="da-DK"/>
+        </w:rPr>
+      </w:pPr>
+      <w:r>
+        <w:rPr>
+          <w:lang w:val="da-DK"/>
+        </w:rPr>
+        <w:t xml:space="preserve">Nedenfor er listet den funktionalitet som </w:t>
+      </w:r>
+      <w:r>
+        <w:rPr>
+          <w:lang w:val="da-DK"/>
+        </w:rPr>
+        <w:t>OS2sofd</w:t>
+      </w:r>
+      <w:r>
+        <w:rPr>
+          <w:lang w:val="da-DK"/>
+        </w:rPr>
+        <w:t xml:space="preserve"> pt indeholder, samt hvad funktionaliteten er tiltænkt anvendt til.</w:t>
       </w:r>
     </w:p>
     <w:p>
@@ -4126,7 +4847,7 @@
           <w:lang w:val="da-DK"/>
         </w:rPr>
       </w:pPr>
-      <w:bookmarkStart w:id="8" w:name="_Toc116465434"/>
+      <w:bookmarkStart w:id="8" w:name="_Toc169428562"/>
       <w:r>
         <w:rPr>
           <w:lang w:val="da-DK"/>
@@ -4143,7 +4864,7 @@
           <w:lang w:val="da-DK"/>
         </w:rPr>
       </w:pPr>
-      <w:bookmarkStart w:id="9" w:name="_Toc116465435"/>
+      <w:bookmarkStart w:id="9" w:name="_Toc169428563"/>
       <w:r>
         <w:rPr>
           <w:lang w:val="da-DK"/>
@@ -4162,7 +4883,13 @@
         <w:rPr>
           <w:lang w:val="da-DK"/>
         </w:rPr>
-        <w:t>SOFD Core understøtter opsamlingen af forretningsdata fra flere forskellige kilder, og kan løbende udvides med nye kilder uden større udfordringer. Pt er det muligt at trække data fra</w:t>
+        <w:t>OS2sofd</w:t>
+      </w:r>
+      <w:r>
+        <w:rPr>
+          <w:lang w:val="da-DK"/>
+        </w:rPr>
+        <w:t xml:space="preserve"> understøtter opsamlingen af forretningsdata fra flere forskellige kilder, og kan løbende udvides med nye kilder uden større udfordringer. Pt er det muligt at trække data fra</w:t>
       </w:r>
       <w:r>
         <w:rPr>
@@ -4280,7 +5007,19 @@
         <w:rPr>
           <w:lang w:val="da-DK"/>
         </w:rPr>
-        <w:t>. Man kan også vælge at lade SOFD Core være styrende for organisations-hierarkiet, og undlade indlæsning af data fra LOS, men det giver kun mening hvis man ikke anvender OPUS L&amp;P.</w:t>
+        <w:t xml:space="preserve">. Man kan også vælge at lade </w:t>
+      </w:r>
+      <w:r>
+        <w:rPr>
+          <w:lang w:val="da-DK"/>
+        </w:rPr>
+        <w:t>OS2sofd</w:t>
+      </w:r>
+      <w:r>
+        <w:rPr>
+          <w:lang w:val="da-DK"/>
+        </w:rPr>
+        <w:t xml:space="preserve"> være styrende for organisations-hierarkiet, og undlade indlæsning af data fra LOS, men det giver kun mening hvis man ikke anvender OPUS L&amp;P.</w:t>
       </w:r>
     </w:p>
     <w:p>
@@ -4349,20 +5088,44 @@
         <w:rPr>
           <w:lang w:val="da-DK"/>
         </w:rPr>
-        <w:t>Der hvor de data kan komme fra flere kilder, sikrer forretningsregler i SOFD Core at det er en bestemt kilde som er master.</w:t>
-      </w:r>
-    </w:p>
-    <w:p>
-      <w:pPr>
-        <w:rPr>
-          <w:lang w:val="da-DK"/>
-        </w:rPr>
-      </w:pPr>
-      <w:r>
-        <w:rPr>
-          <w:lang w:val="da-DK"/>
-        </w:rPr>
-        <w:t>Fx kan navnet på en medarbejder modtages både fra OPUS, STIL, Active Directory og CPR registeret, men forretningsreglerne i SOFD Core sikrer at data anvendes i denne prioriterede rækkefølge, alt efter hvad der er tilgængeligt</w:t>
+        <w:t xml:space="preserve">Der hvor de data kan komme fra flere kilder, sikrer forretningsregler i </w:t>
+      </w:r>
+      <w:r>
+        <w:rPr>
+          <w:lang w:val="da-DK"/>
+        </w:rPr>
+        <w:t>OS2sofd</w:t>
+      </w:r>
+      <w:r>
+        <w:rPr>
+          <w:lang w:val="da-DK"/>
+        </w:rPr>
+        <w:t xml:space="preserve"> at det er en bestemt kilde som er master.</w:t>
+      </w:r>
+    </w:p>
+    <w:p>
+      <w:pPr>
+        <w:rPr>
+          <w:lang w:val="da-DK"/>
+        </w:rPr>
+      </w:pPr>
+      <w:r>
+        <w:rPr>
+          <w:lang w:val="da-DK"/>
+        </w:rPr>
+        <w:t xml:space="preserve">Fx kan navnet på en medarbejder modtages både fra OPUS, STIL, Active Directory og CPR registeret, men forretningsreglerne i </w:t>
+      </w:r>
+      <w:r>
+        <w:rPr>
+          <w:lang w:val="da-DK"/>
+        </w:rPr>
+        <w:t>OS2sofd</w:t>
+      </w:r>
+      <w:r>
+        <w:rPr>
+          <w:lang w:val="da-DK"/>
+        </w:rPr>
+        <w:t xml:space="preserve"> sikrer at data anvendes i denne prioriterede rækkefølge, alt efter hvad der er tilgængeligt</w:t>
       </w:r>
     </w:p>
     <w:p>
@@ -4447,20 +5210,56 @@
         <w:rPr>
           <w:lang w:val="da-DK"/>
         </w:rPr>
-        <w:t>Dog anvendes data altid fra en kilde hvis de ikke er modtaget fra andre kilder endnu – så en medarbejders navn kan godt starte med at komme fra Active Directory, og så senere blive overskrevet af en udlæsning fra CPR registeret – hvorefter Active Directory integrationen afgiver kontrollen over dette datafelt på den pågældende medarbejder i SOFD Core databasen.</w:t>
-      </w:r>
-    </w:p>
-    <w:p>
-      <w:pPr>
-        <w:rPr>
-          <w:lang w:val="da-DK"/>
-        </w:rPr>
-      </w:pPr>
-      <w:r>
-        <w:rPr>
-          <w:lang w:val="da-DK"/>
-        </w:rPr>
-        <w:t xml:space="preserve">Ved tilføjelse af nye data-typer til SOFD Core, skal det afgøres hvilke kilder der kan levere data, samt hvordan disse kilder er prioriteret i forhold til hinanden. Disse forretningsregler ligger i SOFD Core, og er pt ikke konfigurable. </w:t>
+        <w:t xml:space="preserve">Dog anvendes data altid fra en kilde hvis de ikke er modtaget fra andre kilder endnu – så en medarbejders navn kan godt starte med at komme fra Active Directory, og så senere blive overskrevet af en udlæsning fra CPR registeret – hvorefter Active Directory integrationen afgiver kontrollen over dette datafelt på den pågældende medarbejder i </w:t>
+      </w:r>
+      <w:r>
+        <w:rPr>
+          <w:lang w:val="da-DK"/>
+        </w:rPr>
+        <w:t>OS2sofd</w:t>
+      </w:r>
+      <w:r>
+        <w:rPr>
+          <w:lang w:val="da-DK"/>
+        </w:rPr>
+        <w:t xml:space="preserve"> databasen.</w:t>
+      </w:r>
+    </w:p>
+    <w:p>
+      <w:pPr>
+        <w:rPr>
+          <w:lang w:val="da-DK"/>
+        </w:rPr>
+      </w:pPr>
+      <w:r>
+        <w:rPr>
+          <w:lang w:val="da-DK"/>
+        </w:rPr>
+        <w:t xml:space="preserve">Ved tilføjelse af nye data-typer til </w:t>
+      </w:r>
+      <w:r>
+        <w:rPr>
+          <w:lang w:val="da-DK"/>
+        </w:rPr>
+        <w:t>OS2sofd</w:t>
+      </w:r>
+      <w:r>
+        <w:rPr>
+          <w:lang w:val="da-DK"/>
+        </w:rPr>
+        <w:t xml:space="preserve">, skal det afgøres hvilke kilder der kan levere data, samt hvordan disse kilder er prioriteret i forhold til hinanden. Disse forretningsregler ligger i </w:t>
+      </w:r>
+      <w:r>
+        <w:rPr>
+          <w:lang w:val="da-DK"/>
+        </w:rPr>
+        <w:t>OS2sofd</w:t>
+      </w:r>
+      <w:r>
+        <w:rPr>
+          <w:lang w:val="da-DK"/>
+        </w:rPr>
+        <w:t xml:space="preserve">, og er pt ikke konfigurable. </w:t>
       </w:r>
     </w:p>
     <w:p>
@@ -4470,7 +5269,7 @@
           <w:lang w:val="da-DK"/>
         </w:rPr>
       </w:pPr>
-      <w:bookmarkStart w:id="10" w:name="_Toc116465436"/>
+      <w:bookmarkStart w:id="10" w:name="_Toc169428564"/>
       <w:r>
         <w:rPr>
           <w:lang w:val="da-DK"/>
@@ -4502,7 +5301,19 @@
         <w:rPr>
           <w:lang w:val="da-DK"/>
         </w:rPr>
-        <w:t>Der er en SAML-baseret sikkerhedsmodel til SOFD Cores brugergrænseflade, hvortil der er knyttet enkelte roller (læse-adgang, skrive-adgang og adminstrator-adgangen). Hvis man har læse-adgang, har man alene adgang til at se de opsamlede data.</w:t>
+        <w:t xml:space="preserve">Der er en SAML-baseret sikkerhedsmodel til </w:t>
+      </w:r>
+      <w:r>
+        <w:rPr>
+          <w:lang w:val="da-DK"/>
+        </w:rPr>
+        <w:t>OS2sofd</w:t>
+      </w:r>
+      <w:r>
+        <w:rPr>
+          <w:lang w:val="da-DK"/>
+        </w:rPr>
+        <w:t>s brugergrænseflade, hvortil der er knyttet enkelte roller (læse-adgang, skrive-adgang og adminstrator-adgangen). Hvis man har læse-adgang, har man alene adgang til at se de opsamlede data.</w:t>
       </w:r>
     </w:p>
     <w:p>
@@ -4657,7 +5468,7 @@
           <w:lang w:val="da-DK"/>
         </w:rPr>
         <w:drawing>
-          <wp:inline distT="0" distB="0" distL="0" distR="0" wp14:anchorId="0D24CF7C" wp14:editId="58386E7C">
+          <wp:inline distT="0" distB="0" distL="0" distR="0" wp14:anchorId="0D24CF7C" wp14:editId="45608FDA">
             <wp:extent cx="6120130" cy="3498850"/>
             <wp:effectExtent l="19050" t="19050" r="13970" b="25400"/>
             <wp:docPr id="4" name="Picture 4"/>
@@ -4769,7 +5580,7 @@
         </w:rPr>
         <w:lastRenderedPageBreak/>
         <w:drawing>
-          <wp:inline distT="0" distB="0" distL="0" distR="0" wp14:anchorId="07F36BDC" wp14:editId="207D7E1D">
+          <wp:inline distT="0" distB="0" distL="0" distR="0" wp14:anchorId="07F36BDC" wp14:editId="280E3DAB">
             <wp:extent cx="6120130" cy="2663190"/>
             <wp:effectExtent l="19050" t="19050" r="13970" b="22860"/>
             <wp:docPr id="5" name="Picture 5"/>
@@ -4887,7 +5698,7 @@
           <w:lang w:val="da-DK"/>
         </w:rPr>
         <w:drawing>
-          <wp:inline distT="0" distB="0" distL="0" distR="0" wp14:anchorId="095BD1F1" wp14:editId="2291AEE5">
+          <wp:inline distT="0" distB="0" distL="0" distR="0" wp14:anchorId="095BD1F1" wp14:editId="10EB259A">
             <wp:extent cx="6120130" cy="3291205"/>
             <wp:effectExtent l="19050" t="19050" r="13970" b="23495"/>
             <wp:docPr id="6" name="Picture 6"/>
@@ -4999,7 +5810,7 @@
           <w:lang w:val="da-DK"/>
         </w:rPr>
       </w:pPr>
-      <w:bookmarkStart w:id="11" w:name="_Toc116465437"/>
+      <w:bookmarkStart w:id="11" w:name="_Toc169428565"/>
       <w:r>
         <w:rPr>
           <w:lang w:val="da-DK"/>
@@ -5018,40 +5829,82 @@
         <w:rPr>
           <w:lang w:val="da-DK"/>
         </w:rPr>
-        <w:t>Hvis en medarbejder tildeles skrive-adgang til SOFD Core brugergræsenfladen, åbner der sig en række ekstra muligheder for at oprette og redigere data.</w:t>
-      </w:r>
-    </w:p>
-    <w:p>
-      <w:pPr>
-        <w:rPr>
-          <w:lang w:val="da-DK"/>
-        </w:rPr>
-      </w:pPr>
-      <w:r>
-        <w:rPr>
-          <w:lang w:val="da-DK"/>
-        </w:rPr>
-        <w:t xml:space="preserve">Den grundlæggende filosofi bag SOFD Core, er at data skal vedligeholdes der hvor de naturligt skabes og vedligeholdes. Men der er data som der ikke er en naturlig kilde til, og her træder </w:t>
+        <w:t xml:space="preserve">Hvis en medarbejder tildeles skrive-adgang til </w:t>
+      </w:r>
+      <w:r>
+        <w:rPr>
+          <w:lang w:val="da-DK"/>
+        </w:rPr>
+        <w:t>OS2sofd</w:t>
+      </w:r>
+      <w:r>
+        <w:rPr>
+          <w:lang w:val="da-DK"/>
+        </w:rPr>
+        <w:t xml:space="preserve"> brugergræsenfladen, åbner der sig en række ekstra muligheder for at oprette og redigere data.</w:t>
+      </w:r>
+    </w:p>
+    <w:p>
+      <w:pPr>
+        <w:rPr>
+          <w:lang w:val="da-DK"/>
+        </w:rPr>
+      </w:pPr>
+      <w:r>
+        <w:rPr>
+          <w:lang w:val="da-DK"/>
+        </w:rPr>
+        <w:t xml:space="preserve">Den grundlæggende filosofi bag </w:t>
+      </w:r>
+      <w:r>
+        <w:rPr>
+          <w:lang w:val="da-DK"/>
+        </w:rPr>
+        <w:t>OS2sofd</w:t>
+      </w:r>
+      <w:r>
+        <w:rPr>
+          <w:lang w:val="da-DK"/>
+        </w:rPr>
+        <w:t xml:space="preserve">, er at data skal vedligeholdes der hvor de naturligt skabes og vedligeholdes. Men der er data som der ikke er en naturlig kilde til, og her træder </w:t>
       </w:r>
       <w:r>
         <w:rPr>
           <w:lang w:val="da-DK"/>
         </w:rPr>
         <w:lastRenderedPageBreak/>
-        <w:t>SOFD Cores brugergrænseflade til, og tilbyder mulighden for at oprette og vedligeholde disse data.</w:t>
-      </w:r>
-    </w:p>
-    <w:p>
-      <w:pPr>
-        <w:rPr>
-          <w:lang w:val="da-DK"/>
-        </w:rPr>
-      </w:pPr>
-      <w:r>
-        <w:rPr>
-          <w:lang w:val="da-DK"/>
-        </w:rPr>
-        <w:t>Det er pt muligt at oprette og vedligeholde følgende data via SOFD Core brugergrænsefladen</w:t>
+        <w:t>OS2sofd</w:t>
+      </w:r>
+      <w:r>
+        <w:rPr>
+          <w:lang w:val="da-DK"/>
+        </w:rPr>
+        <w:t>s brugergrænseflade til, og tilbyder mulighden for at oprette og vedligeholde disse data.</w:t>
+      </w:r>
+    </w:p>
+    <w:p>
+      <w:pPr>
+        <w:rPr>
+          <w:lang w:val="da-DK"/>
+        </w:rPr>
+      </w:pPr>
+      <w:r>
+        <w:rPr>
+          <w:lang w:val="da-DK"/>
+        </w:rPr>
+        <w:t xml:space="preserve">Det er pt muligt at oprette og vedligeholde følgende data via </w:t>
+      </w:r>
+      <w:r>
+        <w:rPr>
+          <w:lang w:val="da-DK"/>
+        </w:rPr>
+        <w:t>OS2sofd</w:t>
+      </w:r>
+      <w:r>
+        <w:rPr>
+          <w:lang w:val="da-DK"/>
+        </w:rPr>
+        <w:t xml:space="preserve"> brugergrænsefladen</w:t>
       </w:r>
       <w:r>
         <w:rPr>
@@ -5146,7 +5999,19 @@
         <w:rPr>
           <w:lang w:val="da-DK"/>
         </w:rPr>
-        <w:t>. Hvis en medarbejder eller en enhed har fler af den samme type relationer (fx har en medarbejder der har flere AD konti), så er det muligt at vælge hvilken der er den primære via brugergrænsefladen. Det er ikke pt alle relationer hvor man kan vælge den primære via brugergræsenfalden; nogle styres af SOFD Cores indbyggede forretningsregler.</w:t>
+        <w:t xml:space="preserve">. Hvis en medarbejder eller en enhed har fler af den samme type relationer (fx har en medarbejder der har flere AD konti), så er det muligt at vælge hvilken der er den primære via brugergrænsefladen. Det er ikke pt alle relationer hvor man kan vælge den primære via brugergræsenfalden; nogle styres af </w:t>
+      </w:r>
+      <w:r>
+        <w:rPr>
+          <w:lang w:val="da-DK"/>
+        </w:rPr>
+        <w:t>OS2sofd</w:t>
+      </w:r>
+      <w:r>
+        <w:rPr>
+          <w:lang w:val="da-DK"/>
+        </w:rPr>
+        <w:t>s indbyggede forretningsregler.</w:t>
       </w:r>
     </w:p>
     <w:p>
@@ -5171,20 +6036,80 @@
         <w:rPr>
           <w:lang w:val="da-DK"/>
         </w:rPr>
-        <w:t>. SOFD Core kan modtage tilhørsforhold både via OPUS integrationen og AD integrationen, men det er også muligt at anvende SOFD Core brugergrænsefladen til at oprette tilhørsforhold. Dette kan fx anvendes når en person skal have et tilhørsforhold til en enhed, som ikke er dækket af et lønforhold. Hermed kan man bl.a. undgå at skulle oprette en masse ikke-lønbærende ansættelser i OPUS.</w:t>
-      </w:r>
-    </w:p>
-    <w:p>
-      <w:pPr>
-        <w:rPr>
-          <w:lang w:val="da-DK"/>
-        </w:rPr>
-      </w:pPr>
-      <w:r>
-        <w:rPr>
-          <w:lang w:val="da-DK"/>
-        </w:rPr>
-        <w:t>Man kan også, hvis man ikke anvender OPUS L&amp;P, vælge at lade SOFD Core være styrende for hele organisationshierarkiet. Når man gør det, så vil SOFD Core overtage den rolle som LOS har i dag, og man kan gøre brug af den temporale model i SOFD Core til at planlægge organisationsændringer ud i fremtiden.</w:t>
+        <w:t xml:space="preserve">. </w:t>
+      </w:r>
+      <w:r>
+        <w:rPr>
+          <w:lang w:val="da-DK"/>
+        </w:rPr>
+        <w:t>OS2sofd</w:t>
+      </w:r>
+      <w:r>
+        <w:rPr>
+          <w:lang w:val="da-DK"/>
+        </w:rPr>
+        <w:t xml:space="preserve"> kan modtage tilhørsforhold både via OPUS integrationen og AD integrationen, men det er også muligt at anvende </w:t>
+      </w:r>
+      <w:r>
+        <w:rPr>
+          <w:lang w:val="da-DK"/>
+        </w:rPr>
+        <w:t>OS2sofd</w:t>
+      </w:r>
+      <w:r>
+        <w:rPr>
+          <w:lang w:val="da-DK"/>
+        </w:rPr>
+        <w:t xml:space="preserve"> brugergrænsefladen til at oprette tilhørsforhold. Dette kan fx anvendes når en person skal have et tilhørsforhold til en enhed, som ikke er dækket af et lønforhold. Hermed kan man bl.a. undgå at skulle oprette en masse ikke-lønbærende ansættelser i OPUS.</w:t>
+      </w:r>
+    </w:p>
+    <w:p>
+      <w:pPr>
+        <w:rPr>
+          <w:lang w:val="da-DK"/>
+        </w:rPr>
+      </w:pPr>
+      <w:r>
+        <w:rPr>
+          <w:lang w:val="da-DK"/>
+        </w:rPr>
+        <w:t xml:space="preserve">Man kan også, hvis man ikke anvender OPUS L&amp;P, vælge at lade </w:t>
+      </w:r>
+      <w:r>
+        <w:rPr>
+          <w:lang w:val="da-DK"/>
+        </w:rPr>
+        <w:t>OS2sofd</w:t>
+      </w:r>
+      <w:r>
+        <w:rPr>
+          <w:lang w:val="da-DK"/>
+        </w:rPr>
+        <w:t xml:space="preserve"> være styrende for hele organisationshierarkiet. Når man gør det, så vil </w:t>
+      </w:r>
+      <w:r>
+        <w:rPr>
+          <w:lang w:val="da-DK"/>
+        </w:rPr>
+        <w:t>OS2sofd</w:t>
+      </w:r>
+      <w:r>
+        <w:rPr>
+          <w:lang w:val="da-DK"/>
+        </w:rPr>
+        <w:t xml:space="preserve"> overtage den rolle som LOS har i dag, og man kan gøre brug af den temporale model i </w:t>
+      </w:r>
+      <w:r>
+        <w:rPr>
+          <w:lang w:val="da-DK"/>
+        </w:rPr>
+        <w:t>OS2sofd</w:t>
+      </w:r>
+      <w:r>
+        <w:rPr>
+          <w:lang w:val="da-DK"/>
+        </w:rPr>
+        <w:t xml:space="preserve"> til at planlægge organisationsændringer ud i fremtiden.</w:t>
       </w:r>
     </w:p>
     <w:p>
@@ -5194,7 +6119,7 @@
           <w:lang w:val="da-DK"/>
         </w:rPr>
       </w:pPr>
-      <w:bookmarkStart w:id="12" w:name="_Toc116465438"/>
+      <w:bookmarkStart w:id="12" w:name="_Toc169428566"/>
       <w:r>
         <w:rPr>
           <w:lang w:val="da-DK"/>
@@ -5213,7 +6138,13 @@
         <w:rPr>
           <w:lang w:val="da-DK"/>
         </w:rPr>
-        <w:t>SOFD Core understøtter distribution af forretningsdata til andre fagsystemer, herunder også infrastrukturkomponenter som KOMBITs støttesystemer og OS2rollektalog.</w:t>
+        <w:t>OS2sofd</w:t>
+      </w:r>
+      <w:r>
+        <w:rPr>
+          <w:lang w:val="da-DK"/>
+        </w:rPr>
+        <w:t xml:space="preserve"> understøtter distribution af forretningsdata til andre fagsystemer, herunder også infrastrukturkomponenter som KOMBITs støttesystemer og OS2rollektalog.</w:t>
       </w:r>
     </w:p>
     <w:p>
@@ -5239,7 +6170,19 @@
         <w:rPr>
           <w:lang w:val="da-DK"/>
         </w:rPr>
-        <w:t>Disse API’er anvendes af alle de eksisterende udgående integrationer i SOFD Core, der bl.a. kan sende data til</w:t>
+        <w:t xml:space="preserve">Disse API’er anvendes af alle de eksisterende udgående integrationer i </w:t>
+      </w:r>
+      <w:r>
+        <w:rPr>
+          <w:lang w:val="da-DK"/>
+        </w:rPr>
+        <w:t>OS2sofd</w:t>
+      </w:r>
+      <w:r>
+        <w:rPr>
+          <w:lang w:val="da-DK"/>
+        </w:rPr>
+        <w:t>, der bl.a. kan sende data til</w:t>
       </w:r>
     </w:p>
     <w:p>
@@ -5257,7 +6200,13 @@
         <w:rPr>
           <w:lang w:val="da-DK"/>
         </w:rPr>
-        <w:t>STS Organisation</w:t>
+        <w:t>FK</w:t>
+      </w:r>
+      <w:r>
+        <w:rPr>
+          <w:lang w:val="da-DK"/>
+        </w:rPr>
+        <w:t xml:space="preserve"> Organisation</w:t>
       </w:r>
     </w:p>
     <w:p>
@@ -5303,7 +6252,7 @@
           <w:lang w:val="da-DK"/>
         </w:rPr>
       </w:pPr>
-      <w:bookmarkStart w:id="13" w:name="_Toc116465439"/>
+      <w:bookmarkStart w:id="13" w:name="_Toc169428567"/>
       <w:r>
         <w:rPr>
           <w:lang w:val="da-DK"/>
@@ -5322,7 +6271,13 @@
         <w:rPr>
           <w:lang w:val="da-DK"/>
         </w:rPr>
-        <w:t>SOFD Core kan konfigures til at drive en automatisk opret/nedlæg proces for medarbejdernes brugerkonti, herunder</w:t>
+        <w:t>OS2sofd</w:t>
+      </w:r>
+      <w:r>
+        <w:rPr>
+          <w:lang w:val="da-DK"/>
+        </w:rPr>
+        <w:t xml:space="preserve"> kan konfigures til at drive en automatisk opret/nedlæg proces for medarbejdernes brugerkonti, herunder</w:t>
       </w:r>
     </w:p>
     <w:p>
@@ -5518,7 +6473,7 @@
           <w:lang w:val="da-DK"/>
         </w:rPr>
       </w:pPr>
-      <w:bookmarkStart w:id="14" w:name="_Toc116465440"/>
+      <w:bookmarkStart w:id="14" w:name="_Toc169428568"/>
       <w:r>
         <w:rPr>
           <w:lang w:val="da-DK"/>
@@ -5537,7 +6492,13 @@
         <w:rPr>
           <w:lang w:val="da-DK"/>
         </w:rPr>
-        <w:t>SOFD Core brugergrænsefladen understøtter også bestilling af brugerkonti, hvilket bl.a. kan anvendes til at oprette flere konti til medarbejdere der allerde har AD konti, samt oprettelse af den initielle AD konto, hvis en medarbejder ikke har været dækket af den automatiske oprettelse beskrevet ovenfor.</w:t>
+        <w:t>OS2sofd</w:t>
+      </w:r>
+      <w:r>
+        <w:rPr>
+          <w:lang w:val="da-DK"/>
+        </w:rPr>
+        <w:t xml:space="preserve"> brugergrænsefladen understøtter også bestilling af brugerkonti, hvilket bl.a. kan anvendes til at oprette flere konti til medarbejdere der allerde har AD konti, samt oprettelse af den initielle AD konto, hvis en medarbejder ikke har været dækket af den automatiske oprettelse beskrevet ovenfor.</w:t>
       </w:r>
     </w:p>
     <w:p>
@@ -5686,7 +6647,7 @@
           <w:lang w:val="da-DK"/>
         </w:rPr>
       </w:pPr>
-      <w:bookmarkStart w:id="15" w:name="_Toc116465441"/>
+      <w:bookmarkStart w:id="15" w:name="_Toc169428569"/>
       <w:r>
         <w:rPr>
           <w:lang w:val="da-DK"/>
@@ -5705,7 +6666,13 @@
         <w:rPr>
           <w:lang w:val="da-DK"/>
         </w:rPr>
-        <w:t>SOFD Core understøtter også udsendelse af SMS beskeder til medarbejdere, hvilket bl.a. kan bruges til at sende adviseringer til medarbejdere om ”phishing advarsler”, ”tekniske nedbrud”, og andre relevante oplysninger.</w:t>
+        <w:t>OS2sofd</w:t>
+      </w:r>
+      <w:r>
+        <w:rPr>
+          <w:lang w:val="da-DK"/>
+        </w:rPr>
+        <w:t xml:space="preserve"> understøtter også udsendelse af SMS beskeder til medarbejdere, hvilket bl.a. kan bruges til at sende adviseringer til medarbejdere om ”phishing advarsler”, ”tekniske nedbrud”, og andre relevante oplysninger.</w:t>
       </w:r>
     </w:p>
     <w:p>
@@ -5956,7 +6923,7 @@
           <w:lang w:val="da-DK"/>
         </w:rPr>
       </w:pPr>
-      <w:bookmarkStart w:id="16" w:name="_Toc116465442"/>
+      <w:bookmarkStart w:id="16" w:name="_Toc169428570"/>
       <w:r>
         <w:rPr>
           <w:lang w:val="da-DK"/>
@@ -5982,7 +6949,31 @@
         <w:rPr>
           <w:lang w:val="da-DK"/>
         </w:rPr>
-        <w:t>Hvis en medarbejder tildeles administrator-rollen i SOFD Core, har de adgang til at konfigurere en række forretningsregler og skabeloner i SOFD Core. Herunder også at oprette og nedlægge adgange til indgående og udgående integrationer.</w:t>
+        <w:t xml:space="preserve">Hvis en medarbejder tildeles administrator-rollen i </w:t>
+      </w:r>
+      <w:r>
+        <w:rPr>
+          <w:lang w:val="da-DK"/>
+        </w:rPr>
+        <w:t>OS2sofd</w:t>
+      </w:r>
+      <w:r>
+        <w:rPr>
+          <w:lang w:val="da-DK"/>
+        </w:rPr>
+        <w:t xml:space="preserve">, har de adgang til at konfigurere en række forretningsregler og skabeloner i </w:t>
+      </w:r>
+      <w:r>
+        <w:rPr>
+          <w:lang w:val="da-DK"/>
+        </w:rPr>
+        <w:t>OS2sofd</w:t>
+      </w:r>
+      <w:r>
+        <w:rPr>
+          <w:lang w:val="da-DK"/>
+        </w:rPr>
+        <w:t>. Herunder også at oprette og nedlægge adgange til indgående og udgående integrationer.</w:t>
       </w:r>
     </w:p>
     <w:p>
@@ -5992,7 +6983,7 @@
           <w:lang w:val="da-DK"/>
         </w:rPr>
       </w:pPr>
-      <w:bookmarkStart w:id="17" w:name="_Toc116465443"/>
+      <w:bookmarkStart w:id="17" w:name="_Toc169428571"/>
       <w:r>
         <w:rPr>
           <w:lang w:val="da-DK"/>
@@ -6011,7 +7002,19 @@
         <w:rPr>
           <w:lang w:val="da-DK"/>
         </w:rPr>
-        <w:t>En administrator kan oprette adgange til API’et, og tildele enten læse-adgang eller skrive-adgang. I forbindelse med opsætningen af SOFD Core oprettes adgange til standard indgående og udgående integrationer, og disse vil være synlige for administratoren.</w:t>
+        <w:t xml:space="preserve">En administrator kan oprette adgange til API’et, og tildele enten læse-adgang eller skrive-adgang. I forbindelse med opsætningen af </w:t>
+      </w:r>
+      <w:r>
+        <w:rPr>
+          <w:lang w:val="da-DK"/>
+        </w:rPr>
+        <w:t>OS2sofd</w:t>
+      </w:r>
+      <w:r>
+        <w:rPr>
+          <w:lang w:val="da-DK"/>
+        </w:rPr>
+        <w:t xml:space="preserve"> oprettes adgange til standard indgående og udgående integrationer, og disse vil være synlige for administratoren.</w:t>
       </w:r>
     </w:p>
     <w:p>
@@ -6037,7 +7040,7 @@
           <w:lang w:val="da-DK"/>
         </w:rPr>
         <w:drawing>
-          <wp:inline distT="0" distB="0" distL="0" distR="0" wp14:anchorId="18431AEC" wp14:editId="616C8A67">
+          <wp:inline distT="0" distB="0" distL="0" distR="0" wp14:anchorId="18431AEC" wp14:editId="46FA71C3">
             <wp:extent cx="6120130" cy="2378710"/>
             <wp:effectExtent l="19050" t="19050" r="13970" b="21590"/>
             <wp:docPr id="7" name="Picture 7"/>
@@ -6134,7 +7137,7 @@
           <w:lang w:val="da-DK"/>
         </w:rPr>
       </w:pPr>
-      <w:bookmarkStart w:id="18" w:name="_Toc116465444"/>
+      <w:bookmarkStart w:id="18" w:name="_Toc169428572"/>
       <w:r>
         <w:rPr>
           <w:lang w:val="da-DK"/>
@@ -6153,7 +7156,19 @@
         <w:rPr>
           <w:lang w:val="da-DK"/>
         </w:rPr>
-        <w:t>De processer der står for oprettelse af AD og Exchange konti, kan konfigureres i detaljer af en administrator. Man kan her konfigurere hvad det er som ”trigger” den automatiske oprettelse, hvad det er for navneregler der skal være gældende, og endeligt om det er muligt at oprette AD/Exchange konti via SOFD Cores brugergrænseflade.</w:t>
+        <w:t xml:space="preserve">De processer der står for oprettelse af AD og Exchange konti, kan konfigureres i detaljer af en administrator. Man kan her konfigurere hvad det er som ”trigger” den automatiske oprettelse, hvad det er for navneregler der skal være gældende, og endeligt om det er muligt at oprette AD/Exchange konti via </w:t>
+      </w:r>
+      <w:r>
+        <w:rPr>
+          <w:lang w:val="da-DK"/>
+        </w:rPr>
+        <w:t>OS2sofd</w:t>
+      </w:r>
+      <w:r>
+        <w:rPr>
+          <w:lang w:val="da-DK"/>
+        </w:rPr>
+        <w:t>s brugergrænseflade.</w:t>
       </w:r>
     </w:p>
     <w:p>
@@ -6187,7 +7202,7 @@
         </w:rPr>
         <w:lastRenderedPageBreak/>
         <w:drawing>
-          <wp:inline distT="0" distB="0" distL="0" distR="0" wp14:anchorId="1C068AE1" wp14:editId="420A9E13">
+          <wp:inline distT="0" distB="0" distL="0" distR="0" wp14:anchorId="1C068AE1" wp14:editId="03C2105D">
             <wp:extent cx="6120130" cy="4287520"/>
             <wp:effectExtent l="19050" t="19050" r="13970" b="17780"/>
             <wp:docPr id="8" name="Picture 8"/>
@@ -6299,7 +7314,7 @@
           <w:lang w:val="da-DK"/>
         </w:rPr>
       </w:pPr>
-      <w:bookmarkStart w:id="19" w:name="_Toc116465445"/>
+      <w:bookmarkStart w:id="19" w:name="_Toc169428573"/>
       <w:r>
         <w:rPr>
           <w:lang w:val="da-DK"/>
@@ -6318,20 +7333,44 @@
         <w:rPr>
           <w:lang w:val="da-DK"/>
         </w:rPr>
-        <w:t>I forbindelse med oprettelse af brugerkonti, er det muligt at få SOFD Core til at sende adviseringer ud, både til bestiller, leder og medarbejderen selv.</w:t>
-      </w:r>
-    </w:p>
-    <w:p>
-      <w:pPr>
-        <w:rPr>
-          <w:lang w:val="da-DK"/>
-        </w:rPr>
-      </w:pPr>
-      <w:r>
-        <w:rPr>
-          <w:lang w:val="da-DK"/>
-        </w:rPr>
-        <w:t>Disse beskeder sendes enten via e-mail eller via digital post, afhængig af modtageren, og indholdet af disse adviseringer kan konfigureres via nogle standardskabeloner inde i SOFD Core.</w:t>
+        <w:t xml:space="preserve">I forbindelse med oprettelse af brugerkonti, er det muligt at få </w:t>
+      </w:r>
+      <w:r>
+        <w:rPr>
+          <w:lang w:val="da-DK"/>
+        </w:rPr>
+        <w:t>OS2sofd</w:t>
+      </w:r>
+      <w:r>
+        <w:rPr>
+          <w:lang w:val="da-DK"/>
+        </w:rPr>
+        <w:t xml:space="preserve"> til at sende adviseringer ud, både til bestiller, leder og medarbejderen selv.</w:t>
+      </w:r>
+    </w:p>
+    <w:p>
+      <w:pPr>
+        <w:rPr>
+          <w:lang w:val="da-DK"/>
+        </w:rPr>
+      </w:pPr>
+      <w:r>
+        <w:rPr>
+          <w:lang w:val="da-DK"/>
+        </w:rPr>
+        <w:t xml:space="preserve">Disse beskeder sendes enten via e-mail eller via digital post, afhængig af modtageren, og indholdet af disse adviseringer kan konfigureres via nogle standardskabeloner inde i </w:t>
+      </w:r>
+      <w:r>
+        <w:rPr>
+          <w:lang w:val="da-DK"/>
+        </w:rPr>
+        <w:t>OS2sofd</w:t>
+      </w:r>
+      <w:r>
+        <w:rPr>
+          <w:lang w:val="da-DK"/>
+        </w:rPr>
+        <w:t>.</w:t>
       </w:r>
     </w:p>
     <w:p>
@@ -6358,7 +7397,7 @@
         </w:rPr>
         <w:lastRenderedPageBreak/>
         <w:drawing>
-          <wp:inline distT="0" distB="0" distL="0" distR="0" wp14:anchorId="2C5F0B8E" wp14:editId="554B1975">
+          <wp:inline distT="0" distB="0" distL="0" distR="0" wp14:anchorId="2C5F0B8E" wp14:editId="68F7C15E">
             <wp:extent cx="6120130" cy="3129915"/>
             <wp:effectExtent l="19050" t="19050" r="13970" b="13335"/>
             <wp:docPr id="9" name="Picture 9"/>
@@ -6459,7 +7498,7 @@
 </file>
 
 <file path=word/endnotes.xml><?xml version="1.0" encoding="utf-8"?>
-<w:endnotes xmlns:wpc="http://schemas.microsoft.com/office/word/2010/wordprocessingCanvas" xmlns:cx="http://schemas.microsoft.com/office/drawing/2014/chartex" xmlns:cx1="http://schemas.microsoft.com/office/drawing/2015/9/8/chartex" xmlns:cx2="http://schemas.microsoft.com/office/drawing/2015/10/21/chartex" xmlns:cx3="http://schemas.microsoft.com/office/drawing/2016/5/9/chartex" xmlns:cx4="http://schemas.microsoft.com/office/drawing/2016/5/10/chartex" xmlns:cx5="http://schemas.microsoft.com/office/drawing/2016/5/11/chartex" xmlns:cx6="http://schemas.microsoft.com/office/drawing/2016/5/12/chartex" xmlns:cx7="http://schemas.microsoft.com/office/drawing/2016/5/13/chartex" xmlns:cx8="http://schemas.microsoft.com/office/drawing/2016/5/14/chartex" xmlns:mc="http://schemas.openxmlformats.org/markup-compatibility/2006" xmlns:aink="http://schemas.microsoft.com/office/drawing/2016/ink" xmlns:am3d="http://schemas.microsoft.com/office/drawing/2017/model3d" xmlns:o="urn:schemas-microsoft-com:office:office" xmlns:oel="http://schemas.microsoft.com/office/2019/extlst" xmlns:r="http://schemas.openxmlformats.org/officeDocument/2006/relationships" xmlns:m="http://schemas.openxmlformats.org/officeDocument/2006/math" xmlns:v="urn:schemas-microsoft-com:vml" xmlns:wp14="http://schemas.microsoft.com/office/word/2010/wordprocessingDrawing" xmlns:wp="http://schemas.openxmlformats.org/drawingml/2006/wordprocessingDrawing" xmlns:w10="urn:schemas-microsoft-com:office:word" xmlns:w="http://schemas.openxmlformats.org/wordprocessingml/2006/main" xmlns:w14="http://schemas.microsoft.com/office/word/2010/wordml" xmlns:w15="http://schemas.microsoft.com/office/word/2012/wordml" xmlns:w16cex="http://schemas.microsoft.com/office/word/2018/wordml/cex" xmlns:w16cid="http://schemas.microsoft.com/office/word/2016/wordml/cid" xmlns:w16="http://schemas.microsoft.com/office/word/2018/wordml" xmlns:w16sdtdh="http://schemas.microsoft.com/office/word/2020/wordml/sdtdatahash" xmlns:w16se="http://schemas.microsoft.com/office/word/2015/wordml/symex" xmlns:wpg="http://schemas.microsoft.com/office/word/2010/wordprocessingGroup" xmlns:wpi="http://schemas.microsoft.com/office/word/2010/wordprocessingInk" xmlns:wne="http://schemas.microsoft.com/office/word/2006/wordml" xmlns:wps="http://schemas.microsoft.com/office/word/2010/wordprocessingShape" mc:Ignorable="w14 w15 w16se w16cid w16 w16cex w16sdtdh wp14">
+<w:endnotes xmlns:wpc="http://schemas.microsoft.com/office/word/2010/wordprocessingCanvas" xmlns:cx="http://schemas.microsoft.com/office/drawing/2014/chartex" xmlns:cx1="http://schemas.microsoft.com/office/drawing/2015/9/8/chartex" xmlns:cx2="http://schemas.microsoft.com/office/drawing/2015/10/21/chartex" xmlns:cx3="http://schemas.microsoft.com/office/drawing/2016/5/9/chartex" xmlns:cx4="http://schemas.microsoft.com/office/drawing/2016/5/10/chartex" xmlns:cx5="http://schemas.microsoft.com/office/drawing/2016/5/11/chartex" xmlns:cx6="http://schemas.microsoft.com/office/drawing/2016/5/12/chartex" xmlns:cx7="http://schemas.microsoft.com/office/drawing/2016/5/13/chartex" xmlns:cx8="http://schemas.microsoft.com/office/drawing/2016/5/14/chartex" xmlns:mc="http://schemas.openxmlformats.org/markup-compatibility/2006" xmlns:aink="http://schemas.microsoft.com/office/drawing/2016/ink" xmlns:am3d="http://schemas.microsoft.com/office/drawing/2017/model3d" xmlns:o="urn:schemas-microsoft-com:office:office" xmlns:oel="http://schemas.microsoft.com/office/2019/extlst" xmlns:r="http://schemas.openxmlformats.org/officeDocument/2006/relationships" xmlns:m="http://schemas.openxmlformats.org/officeDocument/2006/math" xmlns:v="urn:schemas-microsoft-com:vml" xmlns:wp14="http://schemas.microsoft.com/office/word/2010/wordprocessingDrawing" xmlns:wp="http://schemas.openxmlformats.org/drawingml/2006/wordprocessingDrawing" xmlns:w10="urn:schemas-microsoft-com:office:word" xmlns:w="http://schemas.openxmlformats.org/wordprocessingml/2006/main" xmlns:w14="http://schemas.microsoft.com/office/word/2010/wordml" xmlns:w15="http://schemas.microsoft.com/office/word/2012/wordml" xmlns:w16cex="http://schemas.microsoft.com/office/word/2018/wordml/cex" xmlns:w16cid="http://schemas.microsoft.com/office/word/2016/wordml/cid" xmlns:w16="http://schemas.microsoft.com/office/word/2018/wordml" xmlns:w16du="http://schemas.microsoft.com/office/word/2023/wordml/word16du" xmlns:w16sdtdh="http://schemas.microsoft.com/office/word/2020/wordml/sdtdatahash" xmlns:w16se="http://schemas.microsoft.com/office/word/2015/wordml/symex" xmlns:wpg="http://schemas.microsoft.com/office/word/2010/wordprocessingGroup" xmlns:wpi="http://schemas.microsoft.com/office/word/2010/wordprocessingInk" xmlns:wne="http://schemas.microsoft.com/office/word/2006/wordml" xmlns:wps="http://schemas.microsoft.com/office/word/2010/wordprocessingShape" mc:Ignorable="w14 w15 w16se w16cid w16 w16cex w16sdtdh w16du wp14">
   <w:endnote w:type="separator" w:id="-1">
     <w:p>
       <w:pPr>
@@ -6484,7 +7523,7 @@
 </file>
 
 <file path=word/footer1.xml><?xml version="1.0" encoding="utf-8"?>
-<w:ftr xmlns:wpc="http://schemas.microsoft.com/office/word/2010/wordprocessingCanvas" xmlns:cx="http://schemas.microsoft.com/office/drawing/2014/chartex" xmlns:cx1="http://schemas.microsoft.com/office/drawing/2015/9/8/chartex" xmlns:cx2="http://schemas.microsoft.com/office/drawing/2015/10/21/chartex" xmlns:cx3="http://schemas.microsoft.com/office/drawing/2016/5/9/chartex" xmlns:cx4="http://schemas.microsoft.com/office/drawing/2016/5/10/chartex" xmlns:cx5="http://schemas.microsoft.com/office/drawing/2016/5/11/chartex" xmlns:cx6="http://schemas.microsoft.com/office/drawing/2016/5/12/chartex" xmlns:cx7="http://schemas.microsoft.com/office/drawing/2016/5/13/chartex" xmlns:cx8="http://schemas.microsoft.com/office/drawing/2016/5/14/chartex" xmlns:mc="http://schemas.openxmlformats.org/markup-compatibility/2006" xmlns:aink="http://schemas.microsoft.com/office/drawing/2016/ink" xmlns:am3d="http://schemas.microsoft.com/office/drawing/2017/model3d" xmlns:o="urn:schemas-microsoft-com:office:office" xmlns:oel="http://schemas.microsoft.com/office/2019/extlst" xmlns:r="http://schemas.openxmlformats.org/officeDocument/2006/relationships" xmlns:m="http://schemas.openxmlformats.org/officeDocument/2006/math" xmlns:v="urn:schemas-microsoft-com:vml" xmlns:wp14="http://schemas.microsoft.com/office/word/2010/wordprocessingDrawing" xmlns:wp="http://schemas.openxmlformats.org/drawingml/2006/wordprocessingDrawing" xmlns:w10="urn:schemas-microsoft-com:office:word" xmlns:w="http://schemas.openxmlformats.org/wordprocessingml/2006/main" xmlns:w14="http://schemas.microsoft.com/office/word/2010/wordml" xmlns:w15="http://schemas.microsoft.com/office/word/2012/wordml" xmlns:w16cex="http://schemas.microsoft.com/office/word/2018/wordml/cex" xmlns:w16cid="http://schemas.microsoft.com/office/word/2016/wordml/cid" xmlns:w16="http://schemas.microsoft.com/office/word/2018/wordml" xmlns:w16sdtdh="http://schemas.microsoft.com/office/word/2020/wordml/sdtdatahash" xmlns:w16se="http://schemas.microsoft.com/office/word/2015/wordml/symex" xmlns:wpg="http://schemas.microsoft.com/office/word/2010/wordprocessingGroup" xmlns:wpi="http://schemas.microsoft.com/office/word/2010/wordprocessingInk" xmlns:wne="http://schemas.microsoft.com/office/word/2006/wordml" xmlns:wps="http://schemas.microsoft.com/office/word/2010/wordprocessingShape" mc:Ignorable="w14 w15 w16se w16cid w16 w16cex w16sdtdh wp14">
+<w:ftr xmlns:wpc="http://schemas.microsoft.com/office/word/2010/wordprocessingCanvas" xmlns:cx="http://schemas.microsoft.com/office/drawing/2014/chartex" xmlns:cx1="http://schemas.microsoft.com/office/drawing/2015/9/8/chartex" xmlns:cx2="http://schemas.microsoft.com/office/drawing/2015/10/21/chartex" xmlns:cx3="http://schemas.microsoft.com/office/drawing/2016/5/9/chartex" xmlns:cx4="http://schemas.microsoft.com/office/drawing/2016/5/10/chartex" xmlns:cx5="http://schemas.microsoft.com/office/drawing/2016/5/11/chartex" xmlns:cx6="http://schemas.microsoft.com/office/drawing/2016/5/12/chartex" xmlns:cx7="http://schemas.microsoft.com/office/drawing/2016/5/13/chartex" xmlns:cx8="http://schemas.microsoft.com/office/drawing/2016/5/14/chartex" xmlns:mc="http://schemas.openxmlformats.org/markup-compatibility/2006" xmlns:aink="http://schemas.microsoft.com/office/drawing/2016/ink" xmlns:am3d="http://schemas.microsoft.com/office/drawing/2017/model3d" xmlns:o="urn:schemas-microsoft-com:office:office" xmlns:oel="http://schemas.microsoft.com/office/2019/extlst" xmlns:r="http://schemas.openxmlformats.org/officeDocument/2006/relationships" xmlns:m="http://schemas.openxmlformats.org/officeDocument/2006/math" xmlns:v="urn:schemas-microsoft-com:vml" xmlns:wp14="http://schemas.microsoft.com/office/word/2010/wordprocessingDrawing" xmlns:wp="http://schemas.openxmlformats.org/drawingml/2006/wordprocessingDrawing" xmlns:w10="urn:schemas-microsoft-com:office:word" xmlns:w="http://schemas.openxmlformats.org/wordprocessingml/2006/main" xmlns:w14="http://schemas.microsoft.com/office/word/2010/wordml" xmlns:w15="http://schemas.microsoft.com/office/word/2012/wordml" xmlns:w16cex="http://schemas.microsoft.com/office/word/2018/wordml/cex" xmlns:w16cid="http://schemas.microsoft.com/office/word/2016/wordml/cid" xmlns:w16="http://schemas.microsoft.com/office/word/2018/wordml" xmlns:w16du="http://schemas.microsoft.com/office/word/2023/wordml/word16du" xmlns:w16sdtdh="http://schemas.microsoft.com/office/word/2020/wordml/sdtdatahash" xmlns:w16se="http://schemas.microsoft.com/office/word/2015/wordml/symex" xmlns:wpg="http://schemas.microsoft.com/office/word/2010/wordprocessingGroup" xmlns:wpi="http://schemas.microsoft.com/office/word/2010/wordprocessingInk" xmlns:wne="http://schemas.microsoft.com/office/word/2006/wordml" xmlns:wps="http://schemas.microsoft.com/office/word/2010/wordprocessingShape" mc:Ignorable="w14 w15 w16se w16cid w16 w16cex w16sdtdh w16du wp14">
   <w:sdt>
     <w:sdtPr>
       <w:rPr>
@@ -6664,7 +7703,7 @@
 </file>
 
 <file path=word/footnotes.xml><?xml version="1.0" encoding="utf-8"?>
-<w:footnotes xmlns:wpc="http://schemas.microsoft.com/office/word/2010/wordprocessingCanvas" xmlns:cx="http://schemas.microsoft.com/office/drawing/2014/chartex" xmlns:cx1="http://schemas.microsoft.com/office/drawing/2015/9/8/chartex" xmlns:cx2="http://schemas.microsoft.com/office/drawing/2015/10/21/chartex" xmlns:cx3="http://schemas.microsoft.com/office/drawing/2016/5/9/chartex" xmlns:cx4="http://schemas.microsoft.com/office/drawing/2016/5/10/chartex" xmlns:cx5="http://schemas.microsoft.com/office/drawing/2016/5/11/chartex" xmlns:cx6="http://schemas.microsoft.com/office/drawing/2016/5/12/chartex" xmlns:cx7="http://schemas.microsoft.com/office/drawing/2016/5/13/chartex" xmlns:cx8="http://schemas.microsoft.com/office/drawing/2016/5/14/chartex" xmlns:mc="http://schemas.openxmlformats.org/markup-compatibility/2006" xmlns:aink="http://schemas.microsoft.com/office/drawing/2016/ink" xmlns:am3d="http://schemas.microsoft.com/office/drawing/2017/model3d" xmlns:o="urn:schemas-microsoft-com:office:office" xmlns:oel="http://schemas.microsoft.com/office/2019/extlst" xmlns:r="http://schemas.openxmlformats.org/officeDocument/2006/relationships" xmlns:m="http://schemas.openxmlformats.org/officeDocument/2006/math" xmlns:v="urn:schemas-microsoft-com:vml" xmlns:wp14="http://schemas.microsoft.com/office/word/2010/wordprocessingDrawing" xmlns:wp="http://schemas.openxmlformats.org/drawingml/2006/wordprocessingDrawing" xmlns:w10="urn:schemas-microsoft-com:office:word" xmlns:w="http://schemas.openxmlformats.org/wordprocessingml/2006/main" xmlns:w14="http://schemas.microsoft.com/office/word/2010/wordml" xmlns:w15="http://schemas.microsoft.com/office/word/2012/wordml" xmlns:w16cex="http://schemas.microsoft.com/office/word/2018/wordml/cex" xmlns:w16cid="http://schemas.microsoft.com/office/word/2016/wordml/cid" xmlns:w16="http://schemas.microsoft.com/office/word/2018/wordml" xmlns:w16sdtdh="http://schemas.microsoft.com/office/word/2020/wordml/sdtdatahash" xmlns:w16se="http://schemas.microsoft.com/office/word/2015/wordml/symex" xmlns:wpg="http://schemas.microsoft.com/office/word/2010/wordprocessingGroup" xmlns:wpi="http://schemas.microsoft.com/office/word/2010/wordprocessingInk" xmlns:wne="http://schemas.microsoft.com/office/word/2006/wordml" xmlns:wps="http://schemas.microsoft.com/office/word/2010/wordprocessingShape" mc:Ignorable="w14 w15 w16se w16cid w16 w16cex w16sdtdh wp14">
+<w:footnotes xmlns:wpc="http://schemas.microsoft.com/office/word/2010/wordprocessingCanvas" xmlns:cx="http://schemas.microsoft.com/office/drawing/2014/chartex" xmlns:cx1="http://schemas.microsoft.com/office/drawing/2015/9/8/chartex" xmlns:cx2="http://schemas.microsoft.com/office/drawing/2015/10/21/chartex" xmlns:cx3="http://schemas.microsoft.com/office/drawing/2016/5/9/chartex" xmlns:cx4="http://schemas.microsoft.com/office/drawing/2016/5/10/chartex" xmlns:cx5="http://schemas.microsoft.com/office/drawing/2016/5/11/chartex" xmlns:cx6="http://schemas.microsoft.com/office/drawing/2016/5/12/chartex" xmlns:cx7="http://schemas.microsoft.com/office/drawing/2016/5/13/chartex" xmlns:cx8="http://schemas.microsoft.com/office/drawing/2016/5/14/chartex" xmlns:mc="http://schemas.openxmlformats.org/markup-compatibility/2006" xmlns:aink="http://schemas.microsoft.com/office/drawing/2016/ink" xmlns:am3d="http://schemas.microsoft.com/office/drawing/2017/model3d" xmlns:o="urn:schemas-microsoft-com:office:office" xmlns:oel="http://schemas.microsoft.com/office/2019/extlst" xmlns:r="http://schemas.openxmlformats.org/officeDocument/2006/relationships" xmlns:m="http://schemas.openxmlformats.org/officeDocument/2006/math" xmlns:v="urn:schemas-microsoft-com:vml" xmlns:wp14="http://schemas.microsoft.com/office/word/2010/wordprocessingDrawing" xmlns:wp="http://schemas.openxmlformats.org/drawingml/2006/wordprocessingDrawing" xmlns:w10="urn:schemas-microsoft-com:office:word" xmlns:w="http://schemas.openxmlformats.org/wordprocessingml/2006/main" xmlns:w14="http://schemas.microsoft.com/office/word/2010/wordml" xmlns:w15="http://schemas.microsoft.com/office/word/2012/wordml" xmlns:w16cex="http://schemas.microsoft.com/office/word/2018/wordml/cex" xmlns:w16cid="http://schemas.microsoft.com/office/word/2016/wordml/cid" xmlns:w16="http://schemas.microsoft.com/office/word/2018/wordml" xmlns:w16du="http://schemas.microsoft.com/office/word/2023/wordml/word16du" xmlns:w16sdtdh="http://schemas.microsoft.com/office/word/2020/wordml/sdtdatahash" xmlns:w16se="http://schemas.microsoft.com/office/word/2015/wordml/symex" xmlns:wpg="http://schemas.microsoft.com/office/word/2010/wordprocessingGroup" xmlns:wpi="http://schemas.microsoft.com/office/word/2010/wordprocessingInk" xmlns:wne="http://schemas.microsoft.com/office/word/2006/wordml" xmlns:wps="http://schemas.microsoft.com/office/word/2010/wordprocessingShape" mc:Ignorable="w14 w15 w16se w16cid w16 w16cex w16sdtdh w16du wp14">
   <w:footnote w:type="separator" w:id="-1">
     <w:p>
       <w:pPr>
@@ -6689,7 +7728,7 @@
 </file>
 
 <file path=word/header1.xml><?xml version="1.0" encoding="utf-8"?>
-<w:hdr xmlns:wpc="http://schemas.microsoft.com/office/word/2010/wordprocessingCanvas" xmlns:cx="http://schemas.microsoft.com/office/drawing/2014/chartex" xmlns:cx1="http://schemas.microsoft.com/office/drawing/2015/9/8/chartex" xmlns:cx2="http://schemas.microsoft.com/office/drawing/2015/10/21/chartex" xmlns:cx3="http://schemas.microsoft.com/office/drawing/2016/5/9/chartex" xmlns:cx4="http://schemas.microsoft.com/office/drawing/2016/5/10/chartex" xmlns:cx5="http://schemas.microsoft.com/office/drawing/2016/5/11/chartex" xmlns:cx6="http://schemas.microsoft.com/office/drawing/2016/5/12/chartex" xmlns:cx7="http://schemas.microsoft.com/office/drawing/2016/5/13/chartex" xmlns:cx8="http://schemas.microsoft.com/office/drawing/2016/5/14/chartex" xmlns:mc="http://schemas.openxmlformats.org/markup-compatibility/2006" xmlns:aink="http://schemas.microsoft.com/office/drawing/2016/ink" xmlns:am3d="http://schemas.microsoft.com/office/drawing/2017/model3d" xmlns:o="urn:schemas-microsoft-com:office:office" xmlns:oel="http://schemas.microsoft.com/office/2019/extlst" xmlns:r="http://schemas.openxmlformats.org/officeDocument/2006/relationships" xmlns:m="http://schemas.openxmlformats.org/officeDocument/2006/math" xmlns:v="urn:schemas-microsoft-com:vml" xmlns:wp14="http://schemas.microsoft.com/office/word/2010/wordprocessingDrawing" xmlns:wp="http://schemas.openxmlformats.org/drawingml/2006/wordprocessingDrawing" xmlns:w10="urn:schemas-microsoft-com:office:word" xmlns:w="http://schemas.openxmlformats.org/wordprocessingml/2006/main" xmlns:w14="http://schemas.microsoft.com/office/word/2010/wordml" xmlns:w15="http://schemas.microsoft.com/office/word/2012/wordml" xmlns:w16cex="http://schemas.microsoft.com/office/word/2018/wordml/cex" xmlns:w16cid="http://schemas.microsoft.com/office/word/2016/wordml/cid" xmlns:w16="http://schemas.microsoft.com/office/word/2018/wordml" xmlns:w16sdtdh="http://schemas.microsoft.com/office/word/2020/wordml/sdtdatahash" xmlns:w16se="http://schemas.microsoft.com/office/word/2015/wordml/symex" xmlns:wpg="http://schemas.microsoft.com/office/word/2010/wordprocessingGroup" xmlns:wpi="http://schemas.microsoft.com/office/word/2010/wordprocessingInk" xmlns:wne="http://schemas.microsoft.com/office/word/2006/wordml" xmlns:wps="http://schemas.microsoft.com/office/word/2010/wordprocessingShape" mc:Ignorable="w14 w15 w16se w16cid w16 w16cex w16sdtdh wp14">
+<w:hdr xmlns:wpc="http://schemas.microsoft.com/office/word/2010/wordprocessingCanvas" xmlns:cx="http://schemas.microsoft.com/office/drawing/2014/chartex" xmlns:cx1="http://schemas.microsoft.com/office/drawing/2015/9/8/chartex" xmlns:cx2="http://schemas.microsoft.com/office/drawing/2015/10/21/chartex" xmlns:cx3="http://schemas.microsoft.com/office/drawing/2016/5/9/chartex" xmlns:cx4="http://schemas.microsoft.com/office/drawing/2016/5/10/chartex" xmlns:cx5="http://schemas.microsoft.com/office/drawing/2016/5/11/chartex" xmlns:cx6="http://schemas.microsoft.com/office/drawing/2016/5/12/chartex" xmlns:cx7="http://schemas.microsoft.com/office/drawing/2016/5/13/chartex" xmlns:cx8="http://schemas.microsoft.com/office/drawing/2016/5/14/chartex" xmlns:mc="http://schemas.openxmlformats.org/markup-compatibility/2006" xmlns:aink="http://schemas.microsoft.com/office/drawing/2016/ink" xmlns:am3d="http://schemas.microsoft.com/office/drawing/2017/model3d" xmlns:o="urn:schemas-microsoft-com:office:office" xmlns:oel="http://schemas.microsoft.com/office/2019/extlst" xmlns:r="http://schemas.openxmlformats.org/officeDocument/2006/relationships" xmlns:m="http://schemas.openxmlformats.org/officeDocument/2006/math" xmlns:v="urn:schemas-microsoft-com:vml" xmlns:wp14="http://schemas.microsoft.com/office/word/2010/wordprocessingDrawing" xmlns:wp="http://schemas.openxmlformats.org/drawingml/2006/wordprocessingDrawing" xmlns:w10="urn:schemas-microsoft-com:office:word" xmlns:w="http://schemas.openxmlformats.org/wordprocessingml/2006/main" xmlns:w14="http://schemas.microsoft.com/office/word/2010/wordml" xmlns:w15="http://schemas.microsoft.com/office/word/2012/wordml" xmlns:w16cex="http://schemas.microsoft.com/office/word/2018/wordml/cex" xmlns:w16cid="http://schemas.microsoft.com/office/word/2016/wordml/cid" xmlns:w16="http://schemas.microsoft.com/office/word/2018/wordml" xmlns:w16du="http://schemas.microsoft.com/office/word/2023/wordml/word16du" xmlns:w16sdtdh="http://schemas.microsoft.com/office/word/2020/wordml/sdtdatahash" xmlns:w16se="http://schemas.microsoft.com/office/word/2015/wordml/symex" xmlns:wpg="http://schemas.microsoft.com/office/word/2010/wordprocessingGroup" xmlns:wpi="http://schemas.microsoft.com/office/word/2010/wordprocessingInk" xmlns:wne="http://schemas.microsoft.com/office/word/2006/wordml" xmlns:wps="http://schemas.microsoft.com/office/word/2010/wordprocessingShape" mc:Ignorable="w14 w15 w16se w16cid w16 w16cex w16sdtdh w16du wp14">
   <w:p>
     <w:pPr>
       <w:pStyle w:val="Header"/>
@@ -6747,7 +7786,7 @@
 </file>
 
 <file path=word/numbering.xml><?xml version="1.0" encoding="utf-8"?>
-<w:numbering xmlns:wpc="http://schemas.microsoft.com/office/word/2010/wordprocessingCanvas" xmlns:cx="http://schemas.microsoft.com/office/drawing/2014/chartex" xmlns:cx1="http://schemas.microsoft.com/office/drawing/2015/9/8/chartex" xmlns:cx2="http://schemas.microsoft.com/office/drawing/2015/10/21/chartex" xmlns:cx3="http://schemas.microsoft.com/office/drawing/2016/5/9/chartex" xmlns:cx4="http://schemas.microsoft.com/office/drawing/2016/5/10/chartex" xmlns:cx5="http://schemas.microsoft.com/office/drawing/2016/5/11/chartex" xmlns:cx6="http://schemas.microsoft.com/office/drawing/2016/5/12/chartex" xmlns:cx7="http://schemas.microsoft.com/office/drawing/2016/5/13/chartex" xmlns:cx8="http://schemas.microsoft.com/office/drawing/2016/5/14/chartex" xmlns:mc="http://schemas.openxmlformats.org/markup-compatibility/2006" xmlns:aink="http://schemas.microsoft.com/office/drawing/2016/ink" xmlns:am3d="http://schemas.microsoft.com/office/drawing/2017/model3d" xmlns:o="urn:schemas-microsoft-com:office:office" xmlns:oel="http://schemas.microsoft.com/office/2019/extlst" xmlns:r="http://schemas.openxmlformats.org/officeDocument/2006/relationships" xmlns:m="http://schemas.openxmlformats.org/officeDocument/2006/math" xmlns:v="urn:schemas-microsoft-com:vml" xmlns:wp14="http://schemas.microsoft.com/office/word/2010/wordprocessingDrawing" xmlns:wp="http://schemas.openxmlformats.org/drawingml/2006/wordprocessingDrawing" xmlns:w10="urn:schemas-microsoft-com:office:word" xmlns:w="http://schemas.openxmlformats.org/wordprocessingml/2006/main" xmlns:w14="http://schemas.microsoft.com/office/word/2010/wordml" xmlns:w15="http://schemas.microsoft.com/office/word/2012/wordml" xmlns:w16cex="http://schemas.microsoft.com/office/word/2018/wordml/cex" xmlns:w16cid="http://schemas.microsoft.com/office/word/2016/wordml/cid" xmlns:w16="http://schemas.microsoft.com/office/word/2018/wordml" xmlns:w16sdtdh="http://schemas.microsoft.com/office/word/2020/wordml/sdtdatahash" xmlns:w16se="http://schemas.microsoft.com/office/word/2015/wordml/symex" xmlns:wpg="http://schemas.microsoft.com/office/word/2010/wordprocessingGroup" xmlns:wpi="http://schemas.microsoft.com/office/word/2010/wordprocessingInk" xmlns:wne="http://schemas.microsoft.com/office/word/2006/wordml" xmlns:wps="http://schemas.microsoft.com/office/word/2010/wordprocessingShape" mc:Ignorable="w14 w15 w16se w16cid w16 w16cex w16sdtdh wp14">
+<w:numbering xmlns:wpc="http://schemas.microsoft.com/office/word/2010/wordprocessingCanvas" xmlns:cx="http://schemas.microsoft.com/office/drawing/2014/chartex" xmlns:cx1="http://schemas.microsoft.com/office/drawing/2015/9/8/chartex" xmlns:cx2="http://schemas.microsoft.com/office/drawing/2015/10/21/chartex" xmlns:cx3="http://schemas.microsoft.com/office/drawing/2016/5/9/chartex" xmlns:cx4="http://schemas.microsoft.com/office/drawing/2016/5/10/chartex" xmlns:cx5="http://schemas.microsoft.com/office/drawing/2016/5/11/chartex" xmlns:cx6="http://schemas.microsoft.com/office/drawing/2016/5/12/chartex" xmlns:cx7="http://schemas.microsoft.com/office/drawing/2016/5/13/chartex" xmlns:cx8="http://schemas.microsoft.com/office/drawing/2016/5/14/chartex" xmlns:mc="http://schemas.openxmlformats.org/markup-compatibility/2006" xmlns:aink="http://schemas.microsoft.com/office/drawing/2016/ink" xmlns:am3d="http://schemas.microsoft.com/office/drawing/2017/model3d" xmlns:o="urn:schemas-microsoft-com:office:office" xmlns:oel="http://schemas.microsoft.com/office/2019/extlst" xmlns:r="http://schemas.openxmlformats.org/officeDocument/2006/relationships" xmlns:m="http://schemas.openxmlformats.org/officeDocument/2006/math" xmlns:v="urn:schemas-microsoft-com:vml" xmlns:wp14="http://schemas.microsoft.com/office/word/2010/wordprocessingDrawing" xmlns:wp="http://schemas.openxmlformats.org/drawingml/2006/wordprocessingDrawing" xmlns:w10="urn:schemas-microsoft-com:office:word" xmlns:w="http://schemas.openxmlformats.org/wordprocessingml/2006/main" xmlns:w14="http://schemas.microsoft.com/office/word/2010/wordml" xmlns:w15="http://schemas.microsoft.com/office/word/2012/wordml" xmlns:w16cex="http://schemas.microsoft.com/office/word/2018/wordml/cex" xmlns:w16cid="http://schemas.microsoft.com/office/word/2016/wordml/cid" xmlns:w16="http://schemas.microsoft.com/office/word/2018/wordml" xmlns:w16du="http://schemas.microsoft.com/office/word/2023/wordml/word16du" xmlns:w16sdtdh="http://schemas.microsoft.com/office/word/2020/wordml/sdtdatahash" xmlns:w16se="http://schemas.microsoft.com/office/word/2015/wordml/symex" xmlns:wpg="http://schemas.microsoft.com/office/word/2010/wordprocessingGroup" xmlns:wpi="http://schemas.microsoft.com/office/word/2010/wordprocessingInk" xmlns:wne="http://schemas.microsoft.com/office/word/2006/wordml" xmlns:wps="http://schemas.microsoft.com/office/word/2010/wordprocessingShape" mc:Ignorable="w14 w15 w16se w16cid w16 w16cex w16sdtdh w16du wp14">
   <w:abstractNum w:abstractNumId="0" w15:restartNumberingAfterBreak="0">
     <w:nsid w:val="02A81D8E"/>
     <w:multiLevelType w:val="hybridMultilevel"/>
@@ -8545,7 +9584,7 @@
 </file>
 
 <file path=word/styles.xml><?xml version="1.0" encoding="utf-8"?>
-<w:styles xmlns:mc="http://schemas.openxmlformats.org/markup-compatibility/2006" xmlns:r="http://schemas.openxmlformats.org/officeDocument/2006/relationships" xmlns:w="http://schemas.openxmlformats.org/wordprocessingml/2006/main" xmlns:w14="http://schemas.microsoft.com/office/word/2010/wordml" xmlns:w15="http://schemas.microsoft.com/office/word/2012/wordml" xmlns:w16cex="http://schemas.microsoft.com/office/word/2018/wordml/cex" xmlns:w16cid="http://schemas.microsoft.com/office/word/2016/wordml/cid" xmlns:w16="http://schemas.microsoft.com/office/word/2018/wordml" xmlns:w16sdtdh="http://schemas.microsoft.com/office/word/2020/wordml/sdtdatahash" xmlns:w16se="http://schemas.microsoft.com/office/word/2015/wordml/symex" mc:Ignorable="w14 w15 w16se w16cid w16 w16cex w16sdtdh">
+<w:styles xmlns:mc="http://schemas.openxmlformats.org/markup-compatibility/2006" xmlns:r="http://schemas.openxmlformats.org/officeDocument/2006/relationships" xmlns:w="http://schemas.openxmlformats.org/wordprocessingml/2006/main" xmlns:w14="http://schemas.microsoft.com/office/word/2010/wordml" xmlns:w15="http://schemas.microsoft.com/office/word/2012/wordml" xmlns:w16cex="http://schemas.microsoft.com/office/word/2018/wordml/cex" xmlns:w16cid="http://schemas.microsoft.com/office/word/2016/wordml/cid" xmlns:w16="http://schemas.microsoft.com/office/word/2018/wordml" xmlns:w16du="http://schemas.microsoft.com/office/word/2023/wordml/word16du" xmlns:w16sdtdh="http://schemas.microsoft.com/office/word/2020/wordml/sdtdatahash" xmlns:w16se="http://schemas.microsoft.com/office/word/2015/wordml/symex" mc:Ignorable="w14 w15 w16se w16cid w16 w16cex w16sdtdh w16du">
   <w:docDefaults>
     <w:rPrDefault>
       <w:rPr>
